--- a/docs/atlas/ATL-04_Hang-hoa.docx
+++ b/docs/atlas/ATL-04_Hang-hoa.docx
@@ -313,7 +313,7 @@
                 <w:sz w:val="19"/>
                 <w:szCs w:val="19"/>
               </w:rPr>
-              <w:t xml:space="preserve">1.0 — 22/10/2026</w:t>
+              <w:t xml:space="preserve">1.1 — 23/10/2026</w:t>
             </w:r>
           </w:p>
         </w:tc>
@@ -537,7 +537,7 @@
           <w:sz w:val="19"/>
           <w:szCs w:val="19"/>
         </w:rPr>
-        <w:t xml:space="preserve">Lưu ý: các mã quyền là danh mục đã định nghĩa (xem ATL-23); giao diện hiện chưa kiểm tra quyền — mọi tài khoản đăng nhập đều xem và dùng được mọi chức năng.</w:t>
+        <w:t xml:space="preserve">Lưu ý: quyền được kiểm tra ở cả hai nơi — giao diện ẩn trang, mục menu và nút mà chức vụ không có quyền; máy chủ kiểm tra lại ở mọi API (thiếu quyền thì báo "Chức vụ của bạn chưa có quyền…"). Danh mục quyền: ATL-23.</w:t>
       </w:r>
     </w:p>
     <w:p>
@@ -2271,7 +2271,7 @@
                 <w:sz w:val="19"/>
                 <w:szCs w:val="19"/>
               </w:rPr>
-              <w:t xml:space="preserve">Các tab (giữ trong ?tab=): Thông tin chung · Đơn vị quy đổi (trừ thành phẩm) · Giá bán · Tồn kho (trừ dịch vụ; tồn và tối thiểu theo kho) · Định mức (thành phẩm) · Ảnh · Lịch sử nhập xuất (trừ dịch vụ).</w:t>
+              <w:t xml:space="preserve">Các tab (giữ trong ?tab=): Thông tin chung · Đơn vị quy đổi (trừ thành phẩm) · Giá bán · Tồn kho (trừ dịch vụ; tồn và tối thiểu theo kho) · Định mức (thành phẩm) · Ảnh · Lịch sử nhập xuất (trừ dịch vụ; có liên kết "Xem thẻ kho" mở báo cáo Thẻ kho của mặt hàng) · Nhật ký (ai đã sửa gì, kể cả đổi giá bán — ATL-27).</w:t>
             </w:r>
           </w:p>
         </w:tc>
@@ -5066,7 +5066,43 @@
           <w:sz w:val="21"/>
           <w:szCs w:val="21"/>
         </w:rPr>
-        <w:t xml:space="preserve">Hệ thống hiện chạy trên dữ liệu mô phỏng (mock) trong trình duyệt; các quy tắc dưới đây là hành vi đã cài đặt ở giao diện và sẽ ánh xạ 1:1 sang API backend.</w:t>
+        <w:t xml:space="preserve">Dữ liệu được lưu ở máy chủ (cơ sở dữ liệu PostgreSQL) và đọc / ghi qua API; các quy tắc nghiệp vụ trong tài liệu này được áp ở máy chủ, giao diện báo lỗi sớm cho người dùng. Mỗi thao tác ghi để lại một dòng Nhật ký hoạt động (ATL-27).</w:t>
+      </w:r>
+    </w:p>
+    <w:p>
+      <w:pPr>
+        <w:pStyle w:val="ListParagraph"/>
+        <w:numPr>
+          <w:ilvl w:val="0"/>
+          <w:numId w:val="2"/>
+        </w:numPr>
+        <w:spacing w:after="60" w:line="290"/>
+      </w:pPr>
+      <w:r>
+        <w:rPr>
+          <w:rFonts w:ascii="Arial" w:cs="Arial" w:eastAsia="Arial" w:hAnsi="Arial"/>
+          <w:sz w:val="21"/>
+          <w:szCs w:val="21"/>
+        </w:rPr>
+        <w:t xml:space="preserve">Trang chi tiết có mục </w:t>
+      </w:r>
+      <w:r>
+        <w:rPr>
+          <w:rFonts w:ascii="Arial" w:cs="Arial" w:eastAsia="Arial" w:hAnsi="Arial"/>
+          <w:b/>
+          <w:bCs/>
+          <w:sz w:val="21"/>
+          <w:szCs w:val="21"/>
+        </w:rPr>
+        <w:t xml:space="preserve">Nhật ký</w:t>
+      </w:r>
+      <w:r>
+        <w:rPr>
+          <w:rFonts w:ascii="Arial" w:cs="Arial" w:eastAsia="Arial" w:hAnsi="Arial"/>
+          <w:sz w:val="21"/>
+          <w:szCs w:val="21"/>
+        </w:rPr>
+        <w:t xml:space="preserve">: mọi thao tác trên bản ghi này — ai, lúc nào (đến giây), trường nào đổi từ giá trị nào sang giá trị nào, kể cả thao tác từ chứng từ liên quan. Xem ATL-27.</w:t>
       </w:r>
     </w:p>
     <w:sectPr>

--- a/docs/atlas/ATL-04_Hang-hoa.docx
+++ b/docs/atlas/ATL-04_Hang-hoa.docx
@@ -1,6 +1,6 @@
 
 <file path=word/document.xml><?xml version="1.0" encoding="utf-8"?>
-<w:document xmlns:wpc="http://schemas.microsoft.com/office/word/2010/wordprocessingCanvas" xmlns:mc="http://schemas.openxmlformats.org/markup-compatibility/2006" xmlns:o="urn:schemas-microsoft-com:office:office" xmlns:r="http://schemas.openxmlformats.org/officeDocument/2006/relationships" xmlns:m="http://schemas.openxmlformats.org/officeDocument/2006/math" xmlns:v="urn:schemas-microsoft-com:vml" xmlns:wp14="http://schemas.microsoft.com/office/word/2010/wordprocessingDrawing" xmlns:wp="http://schemas.openxmlformats.org/drawingml/2006/wordprocessingDrawing" xmlns:w10="urn:schemas-microsoft-com:office:word" xmlns:w="http://schemas.openxmlformats.org/wordprocessingml/2006/main" xmlns:w14="http://schemas.microsoft.com/office/word/2010/wordml" xmlns:w15="http://schemas.microsoft.com/office/word/2012/wordml" xmlns:wpg="http://schemas.microsoft.com/office/word/2010/wordprocessingGroup" xmlns:wpi="http://schemas.microsoft.com/office/word/2010/wordprocessingInk" xmlns:wne="http://schemas.microsoft.com/office/word/2006/wordml" xmlns:wps="http://schemas.microsoft.com/office/word/2010/wordprocessingShape" xmlns:cx="http://schemas.microsoft.com/office/drawing/2014/chartex" xmlns:cx1="http://schemas.microsoft.com/office/drawing/2015/9/8/chartex" xmlns:cx2="http://schemas.microsoft.com/office/drawing/2015/10/21/chartex" xmlns:cx3="http://schemas.microsoft.com/office/drawing/2016/5/9/chartex" xmlns:cx4="http://schemas.microsoft.com/office/drawing/2016/5/10/chartex" xmlns:cx5="http://schemas.microsoft.com/office/drawing/2016/5/11/chartex" xmlns:cx6="http://schemas.microsoft.com/office/drawing/2016/5/12/chartex" xmlns:cx7="http://schemas.microsoft.com/office/drawing/2016/5/13/chartex" xmlns:cx8="http://schemas.microsoft.com/office/drawing/2016/5/14/chartex" xmlns:aink="http://schemas.microsoft.com/office/drawing/2016/ink" xmlns:am3d="http://schemas.microsoft.com/office/drawing/2017/model3d" xmlns:w16cex="http://schemas.microsoft.com/office/word/2018/wordml/cex" xmlns:w16cid="http://schemas.microsoft.com/office/word/2016/wordml/cid" xmlns:w16="http://schemas.microsoft.com/office/word/2018/wordml" xmlns:w16sdtdh="http://schemas.microsoft.com/office/word/2020/wordml/sdtdatahash" xmlns:w16se="http://schemas.microsoft.com/office/word/2015/wordml/symex" mc:Ignorable="w14 w15 wp14">
+<w:document xmlns:r="http://schemas.openxmlformats.org/officeDocument/2006/relationships" xmlns:w="http://schemas.openxmlformats.org/wordprocessingml/2006/main">
   <w:body>
     <w:p>
       <w:pPr>
@@ -313,7 +313,7 @@
                 <w:sz w:val="19"/>
                 <w:szCs w:val="19"/>
               </w:rPr>
-              <w:t xml:space="preserve">1.1 — 23/10/2026</w:t>
+              <w:t xml:space="preserve">1.2 — 29/10/2026</w:t>
             </w:r>
           </w:p>
         </w:tc>
@@ -386,11 +386,6 @@
         </w:tc>
       </w:tr>
     </w:tbl>
-    <w:p>
-      <w:pPr>
-        <w:spacing w:after="80"/>
-      </w:pPr>
-    </w:p>
     <w:p>
       <w:pPr>
         <w:pStyle w:val="Heading1"/>
@@ -437,7 +432,7 @@
           <w:sz w:val="21"/>
           <w:szCs w:val="21"/>
         </w:rPr>
-        <w:t xml:space="preserve">Danh mục mọi thứ doanh nghiệp mua, sản xuất và bán: vật tư, thành phẩm, dịch vụ; kèm giá theo loại khách, đơn vị quy đổi, ảnh, tồn tối thiểu, thuế và định mức (BOM) của thành phẩm.</w:t>
+        <w:t xml:space="preserve">Danh mục mọi thứ doanh nghiệp mua, sản xuất và bán: vật tư, thành phẩm, dịch vụ; kèm giá theo loại khách, giá bán tối thiểu, đơn vị quy đổi, ảnh, tồn tối thiểu, thuế và định mức (BOM) của thành phẩm. Trang chi tiết mở theo mã hàng (/hang-hoa/SP0000001).</w:t>
       </w:r>
     </w:p>
     <w:p>
@@ -463,7 +458,7 @@
         <w:pStyle w:val="ListParagraph"/>
         <w:numPr>
           <w:ilvl w:val="0"/>
-          <w:numId w:val="2"/>
+          <w:numId w:val="1"/>
         </w:numPr>
         <w:spacing w:after="60" w:line="290"/>
       </w:pPr>
@@ -481,7 +476,7 @@
         <w:pStyle w:val="ListParagraph"/>
         <w:numPr>
           <w:ilvl w:val="0"/>
-          <w:numId w:val="2"/>
+          <w:numId w:val="1"/>
         </w:numPr>
         <w:spacing w:after="60" w:line="290"/>
       </w:pPr>
@@ -522,7 +517,7 @@
           <w:sz w:val="21"/>
           <w:szCs w:val="21"/>
         </w:rPr>
-        <w:t xml:space="preserve">product.view/create/update/delete/import/export/manage_image; product.update_price; product.view_cost_price; bom.view; bom.manage.</w:t>
+        <w:t xml:space="preserve">product.view / create / update / delete (ngừng kinh doanh) / import / export / manage_image; product.update_price (sửa giá bán và giá tối thiểu); product.view_cost_price (xem giá vốn); bom.view; bom.manage.</w:t>
       </w:r>
     </w:p>
     <w:p>
@@ -829,6 +824,11 @@
     </w:tbl>
     <w:p>
       <w:pPr>
+        <w:spacing w:after="0" w:line="120" w:lineRule="exact"/>
+      </w:pPr>
+    </w:p>
+    <w:p>
+      <w:pPr>
         <w:spacing w:after="40" w:before="40" w:line="300"/>
         <w:jc w:val="center"/>
       </w:pPr>
@@ -844,7 +844,7 @@
     </w:p>
     <w:tbl>
       <w:tblPr>
-        <w:tblW w:type="dxa" w:w="2100"/>
+        <w:tblW w:type="dxa" w:w="9638"/>
         <w:tblBorders>
           <w:top w:val="single" w:color="auto" w:sz="4"/>
           <w:left w:val="single" w:color="auto" w:sz="4"/>
@@ -855,7 +855,7 @@
         </w:tblBorders>
       </w:tblPr>
       <w:tblGrid>
-        <w:gridCol w:w="2100"/>
+        <w:gridCol w:w="9638"/>
       </w:tblGrid>
       <w:tr>
         <w:trPr>
@@ -863,7 +863,7 @@
         </w:trPr>
         <w:tc>
           <w:tcPr>
-            <w:tcW w:type="dxa" w:w="2100"/>
+            <w:tcW w:type="dxa" w:w="9638"/>
             <w:tcBorders>
               <w:top w:val="single" w:color="A6A6A6" w:sz="4"/>
               <w:left w:val="single" w:color="A6A6A6" w:sz="4"/>
@@ -900,7 +900,7 @@
     </w:tbl>
     <w:p>
       <w:pPr>
-        <w:spacing w:after="80"/>
+        <w:spacing w:after="0" w:line="120" w:lineRule="exact"/>
       </w:pPr>
     </w:p>
     <w:tbl>
@@ -916,10 +916,10 @@
         </w:tblBorders>
       </w:tblPr>
       <w:tblGrid>
-        <w:gridCol w:w="596"/>
-        <w:gridCol w:w="1490"/>
-        <w:gridCol w:w="3974"/>
-        <w:gridCol w:w="3578"/>
+        <w:gridCol w:w="660"/>
+        <w:gridCol w:w="1100"/>
+        <w:gridCol w:w="3638"/>
+        <w:gridCol w:w="4240"/>
       </w:tblGrid>
       <w:tr>
         <w:trPr>
@@ -928,7 +928,7 @@
         </w:trPr>
         <w:tc>
           <w:tcPr>
-            <w:tcW w:type="dxa" w:w="596"/>
+            <w:tcW w:type="dxa" w:w="660"/>
             <w:tcBorders>
               <w:top w:val="single" w:color="A6A6A6" w:sz="4"/>
               <w:left w:val="single" w:color="A6A6A6" w:sz="4"/>
@@ -962,7 +962,7 @@
         </w:tc>
         <w:tc>
           <w:tcPr>
-            <w:tcW w:type="dxa" w:w="1490"/>
+            <w:tcW w:type="dxa" w:w="1100"/>
             <w:tcBorders>
               <w:top w:val="single" w:color="A6A6A6" w:sz="4"/>
               <w:left w:val="single" w:color="A6A6A6" w:sz="4"/>
@@ -996,7 +996,7 @@
         </w:tc>
         <w:tc>
           <w:tcPr>
-            <w:tcW w:type="dxa" w:w="3974"/>
+            <w:tcW w:type="dxa" w:w="3638"/>
             <w:tcBorders>
               <w:top w:val="single" w:color="A6A6A6" w:sz="4"/>
               <w:left w:val="single" w:color="A6A6A6" w:sz="4"/>
@@ -1030,7 +1030,7 @@
         </w:tc>
         <w:tc>
           <w:tcPr>
-            <w:tcW w:type="dxa" w:w="3578"/>
+            <w:tcW w:type="dxa" w:w="4240"/>
             <w:tcBorders>
               <w:top w:val="single" w:color="A6A6A6" w:sz="4"/>
               <w:left w:val="single" w:color="A6A6A6" w:sz="4"/>
@@ -1069,7 +1069,7 @@
         </w:trPr>
         <w:tc>
           <w:tcPr>
-            <w:tcW w:type="dxa" w:w="596"/>
+            <w:tcW w:type="dxa" w:w="660"/>
             <w:tcBorders>
               <w:top w:val="single" w:color="A6A6A6" w:sz="4"/>
               <w:left w:val="single" w:color="A6A6A6" w:sz="4"/>
@@ -1100,7 +1100,7 @@
         </w:tc>
         <w:tc>
           <w:tcPr>
-            <w:tcW w:type="dxa" w:w="1490"/>
+            <w:tcW w:type="dxa" w:w="1100"/>
             <w:tcBorders>
               <w:top w:val="single" w:color="A6A6A6" w:sz="4"/>
               <w:left w:val="single" w:color="A6A6A6" w:sz="4"/>
@@ -1131,7 +1131,7 @@
         </w:tc>
         <w:tc>
           <w:tcPr>
-            <w:tcW w:type="dxa" w:w="3974"/>
+            <w:tcW w:type="dxa" w:w="3638"/>
             <w:tcBorders>
               <w:top w:val="single" w:color="A6A6A6" w:sz="4"/>
               <w:left w:val="single" w:color="A6A6A6" w:sz="4"/>
@@ -1162,7 +1162,7 @@
         </w:tc>
         <w:tc>
           <w:tcPr>
-            <w:tcW w:type="dxa" w:w="3578"/>
+            <w:tcW w:type="dxa" w:w="4240"/>
             <w:tcBorders>
               <w:top w:val="single" w:color="A6A6A6" w:sz="4"/>
               <w:left w:val="single" w:color="A6A6A6" w:sz="4"/>
@@ -1198,7 +1198,7 @@
         </w:trPr>
         <w:tc>
           <w:tcPr>
-            <w:tcW w:type="dxa" w:w="596"/>
+            <w:tcW w:type="dxa" w:w="660"/>
             <w:tcBorders>
               <w:top w:val="single" w:color="A6A6A6" w:sz="4"/>
               <w:left w:val="single" w:color="A6A6A6" w:sz="4"/>
@@ -1229,7 +1229,7 @@
         </w:tc>
         <w:tc>
           <w:tcPr>
-            <w:tcW w:type="dxa" w:w="1490"/>
+            <w:tcW w:type="dxa" w:w="1100"/>
             <w:tcBorders>
               <w:top w:val="single" w:color="A6A6A6" w:sz="4"/>
               <w:left w:val="single" w:color="A6A6A6" w:sz="4"/>
@@ -1260,7 +1260,7 @@
         </w:tc>
         <w:tc>
           <w:tcPr>
-            <w:tcW w:type="dxa" w:w="3974"/>
+            <w:tcW w:type="dxa" w:w="3638"/>
             <w:tcBorders>
               <w:top w:val="single" w:color="A6A6A6" w:sz="4"/>
               <w:left w:val="single" w:color="A6A6A6" w:sz="4"/>
@@ -1291,7 +1291,7 @@
         </w:tc>
         <w:tc>
           <w:tcPr>
-            <w:tcW w:type="dxa" w:w="3578"/>
+            <w:tcW w:type="dxa" w:w="4240"/>
             <w:tcBorders>
               <w:top w:val="single" w:color="A6A6A6" w:sz="4"/>
               <w:left w:val="single" w:color="A6A6A6" w:sz="4"/>
@@ -1327,7 +1327,7 @@
         </w:trPr>
         <w:tc>
           <w:tcPr>
-            <w:tcW w:type="dxa" w:w="596"/>
+            <w:tcW w:type="dxa" w:w="660"/>
             <w:tcBorders>
               <w:top w:val="single" w:color="A6A6A6" w:sz="4"/>
               <w:left w:val="single" w:color="A6A6A6" w:sz="4"/>
@@ -1358,7 +1358,7 @@
         </w:tc>
         <w:tc>
           <w:tcPr>
-            <w:tcW w:type="dxa" w:w="1490"/>
+            <w:tcW w:type="dxa" w:w="1100"/>
             <w:tcBorders>
               <w:top w:val="single" w:color="A6A6A6" w:sz="4"/>
               <w:left w:val="single" w:color="A6A6A6" w:sz="4"/>
@@ -1389,63 +1389,63 @@
         </w:tc>
         <w:tc>
           <w:tcPr>
-            <w:tcW w:type="dxa" w:w="3974"/>
-            <w:tcBorders>
-              <w:top w:val="single" w:color="A6A6A6" w:sz="4"/>
-              <w:left w:val="single" w:color="A6A6A6" w:sz="4"/>
-              <w:bottom w:val="single" w:color="A6A6A6" w:sz="4"/>
-              <w:right w:val="single" w:color="A6A6A6" w:sz="4"/>
-            </w:tcBorders>
-            <w:tcMar>
-              <w:top w:type="dxa" w:w="60"/>
-              <w:left w:type="dxa" w:w="100"/>
-              <w:bottom w:type="dxa" w:w="60"/>
-              <w:right w:type="dxa" w:w="100"/>
-            </w:tcMar>
-            <w:vAlign w:val="top"/>
-          </w:tcPr>
-          <w:p>
-            <w:pPr>
-              <w:spacing w:after="20" w:line="270"/>
-            </w:pPr>
-            <w:r>
-              <w:rPr>
-                <w:rFonts w:ascii="Arial" w:cs="Arial" w:eastAsia="Arial" w:hAnsi="Arial"/>
-                <w:sz w:val="19"/>
-                <w:szCs w:val="19"/>
-              </w:rPr>
-              <w:t xml:space="preserve">Điền giá bán lẻ / sỉ / dropship; thêm Đơn vị quy đổi nếu có (không áp dụng cho thành phẩm).</w:t>
-            </w:r>
-          </w:p>
-        </w:tc>
-        <w:tc>
-          <w:tcPr>
-            <w:tcW w:type="dxa" w:w="3578"/>
-            <w:tcBorders>
-              <w:top w:val="single" w:color="A6A6A6" w:sz="4"/>
-              <w:left w:val="single" w:color="A6A6A6" w:sz="4"/>
-              <w:bottom w:val="single" w:color="A6A6A6" w:sz="4"/>
-              <w:right w:val="single" w:color="A6A6A6" w:sz="4"/>
-            </w:tcBorders>
-            <w:tcMar>
-              <w:top w:type="dxa" w:w="60"/>
-              <w:left w:type="dxa" w:w="100"/>
-              <w:bottom w:type="dxa" w:w="60"/>
-              <w:right w:type="dxa" w:w="100"/>
-            </w:tcMar>
-            <w:vAlign w:val="top"/>
-          </w:tcPr>
-          <w:p>
-            <w:pPr>
-              <w:spacing w:after="20" w:line="270"/>
-            </w:pPr>
-            <w:r>
-              <w:rPr>
-                <w:rFonts w:ascii="Arial" w:cs="Arial" w:eastAsia="Arial" w:hAnsi="Arial"/>
-                <w:sz w:val="19"/>
-                <w:szCs w:val="19"/>
-              </w:rPr>
-              <w:t xml:space="preserve">Giá theo ĐVT quy đổi suy ra từ giá ĐVT chính hoặc đặt riêng.</w:t>
+            <w:tcW w:type="dxa" w:w="3638"/>
+            <w:tcBorders>
+              <w:top w:val="single" w:color="A6A6A6" w:sz="4"/>
+              <w:left w:val="single" w:color="A6A6A6" w:sz="4"/>
+              <w:bottom w:val="single" w:color="A6A6A6" w:sz="4"/>
+              <w:right w:val="single" w:color="A6A6A6" w:sz="4"/>
+            </w:tcBorders>
+            <w:tcMar>
+              <w:top w:type="dxa" w:w="60"/>
+              <w:left w:type="dxa" w:w="100"/>
+              <w:bottom w:type="dxa" w:w="60"/>
+              <w:right w:type="dxa" w:w="100"/>
+            </w:tcMar>
+            <w:vAlign w:val="top"/>
+          </w:tcPr>
+          <w:p>
+            <w:pPr>
+              <w:spacing w:after="20" w:line="270"/>
+            </w:pPr>
+            <w:r>
+              <w:rPr>
+                <w:rFonts w:ascii="Arial" w:cs="Arial" w:eastAsia="Arial" w:hAnsi="Arial"/>
+                <w:sz w:val="19"/>
+                <w:szCs w:val="19"/>
+              </w:rPr>
+              <w:t xml:space="preserve">Điền giá bán lẻ / sỉ / dropship và Giá bán tối thiểu (giá sàn, ĐVT chính, chưa thuế; 0 = không giới hạn); thêm Đơn vị quy đổi nếu có (không áp dụng cho thành phẩm).</w:t>
+            </w:r>
+          </w:p>
+        </w:tc>
+        <w:tc>
+          <w:tcPr>
+            <w:tcW w:type="dxa" w:w="4240"/>
+            <w:tcBorders>
+              <w:top w:val="single" w:color="A6A6A6" w:sz="4"/>
+              <w:left w:val="single" w:color="A6A6A6" w:sz="4"/>
+              <w:bottom w:val="single" w:color="A6A6A6" w:sz="4"/>
+              <w:right w:val="single" w:color="A6A6A6" w:sz="4"/>
+            </w:tcBorders>
+            <w:tcMar>
+              <w:top w:type="dxa" w:w="60"/>
+              <w:left w:type="dxa" w:w="100"/>
+              <w:bottom w:type="dxa" w:w="60"/>
+              <w:right w:type="dxa" w:w="100"/>
+            </w:tcMar>
+            <w:vAlign w:val="top"/>
+          </w:tcPr>
+          <w:p>
+            <w:pPr>
+              <w:spacing w:after="20" w:line="270"/>
+            </w:pPr>
+            <w:r>
+              <w:rPr>
+                <w:rFonts w:ascii="Arial" w:cs="Arial" w:eastAsia="Arial" w:hAnsi="Arial"/>
+                <w:sz w:val="19"/>
+                <w:szCs w:val="19"/>
+              </w:rPr>
+              <w:t xml:space="preserve">Giá theo ĐVT quy đổi suy ra từ giá ĐVT chính hoặc đặt riêng. Form cảnh báo khi giá lẻ / sỉ / dropship hoặc giá ĐVT quy đổi thấp hơn giá tối thiểu.</w:t>
             </w:r>
           </w:p>
         </w:tc>
@@ -1456,7 +1456,7 @@
         </w:trPr>
         <w:tc>
           <w:tcPr>
-            <w:tcW w:type="dxa" w:w="596"/>
+            <w:tcW w:type="dxa" w:w="660"/>
             <w:tcBorders>
               <w:top w:val="single" w:color="A6A6A6" w:sz="4"/>
               <w:left w:val="single" w:color="A6A6A6" w:sz="4"/>
@@ -1487,7 +1487,7 @@
         </w:tc>
         <w:tc>
           <w:tcPr>
-            <w:tcW w:type="dxa" w:w="1490"/>
+            <w:tcW w:type="dxa" w:w="1100"/>
             <w:tcBorders>
               <w:top w:val="single" w:color="A6A6A6" w:sz="4"/>
               <w:left w:val="single" w:color="A6A6A6" w:sz="4"/>
@@ -1518,7 +1518,7 @@
         </w:tc>
         <w:tc>
           <w:tcPr>
-            <w:tcW w:type="dxa" w:w="3974"/>
+            <w:tcW w:type="dxa" w:w="3638"/>
             <w:tcBorders>
               <w:top w:val="single" w:color="A6A6A6" w:sz="4"/>
               <w:left w:val="single" w:color="A6A6A6" w:sz="4"/>
@@ -1549,7 +1549,7 @@
         </w:tc>
         <w:tc>
           <w:tcPr>
-            <w:tcW w:type="dxa" w:w="3578"/>
+            <w:tcW w:type="dxa" w:w="4240"/>
             <w:tcBorders>
               <w:top w:val="single" w:color="A6A6A6" w:sz="4"/>
               <w:left w:val="single" w:color="A6A6A6" w:sz="4"/>
@@ -1585,7 +1585,7 @@
         </w:trPr>
         <w:tc>
           <w:tcPr>
-            <w:tcW w:type="dxa" w:w="596"/>
+            <w:tcW w:type="dxa" w:w="660"/>
             <w:tcBorders>
               <w:top w:val="single" w:color="A6A6A6" w:sz="4"/>
               <w:left w:val="single" w:color="A6A6A6" w:sz="4"/>
@@ -1616,7 +1616,7 @@
         </w:tc>
         <w:tc>
           <w:tcPr>
-            <w:tcW w:type="dxa" w:w="1490"/>
+            <w:tcW w:type="dxa" w:w="1100"/>
             <w:tcBorders>
               <w:top w:val="single" w:color="A6A6A6" w:sz="4"/>
               <w:left w:val="single" w:color="A6A6A6" w:sz="4"/>
@@ -1647,7 +1647,7 @@
         </w:tc>
         <w:tc>
           <w:tcPr>
-            <w:tcW w:type="dxa" w:w="3974"/>
+            <w:tcW w:type="dxa" w:w="3638"/>
             <w:tcBorders>
               <w:top w:val="single" w:color="A6A6A6" w:sz="4"/>
               <w:left w:val="single" w:color="A6A6A6" w:sz="4"/>
@@ -1678,7 +1678,7 @@
         </w:tc>
         <w:tc>
           <w:tcPr>
-            <w:tcW w:type="dxa" w:w="3578"/>
+            <w:tcW w:type="dxa" w:w="4240"/>
             <w:tcBorders>
               <w:top w:val="single" w:color="A6A6A6" w:sz="4"/>
               <w:left w:val="single" w:color="A6A6A6" w:sz="4"/>
@@ -1714,7 +1714,7 @@
         </w:trPr>
         <w:tc>
           <w:tcPr>
-            <w:tcW w:type="dxa" w:w="596"/>
+            <w:tcW w:type="dxa" w:w="660"/>
             <w:tcBorders>
               <w:top w:val="single" w:color="A6A6A6" w:sz="4"/>
               <w:left w:val="single" w:color="A6A6A6" w:sz="4"/>
@@ -1745,7 +1745,7 @@
         </w:tc>
         <w:tc>
           <w:tcPr>
-            <w:tcW w:type="dxa" w:w="1490"/>
+            <w:tcW w:type="dxa" w:w="1100"/>
             <w:tcBorders>
               <w:top w:val="single" w:color="A6A6A6" w:sz="4"/>
               <w:left w:val="single" w:color="A6A6A6" w:sz="4"/>
@@ -1776,7 +1776,7 @@
         </w:tc>
         <w:tc>
           <w:tcPr>
-            <w:tcW w:type="dxa" w:w="3974"/>
+            <w:tcW w:type="dxa" w:w="3638"/>
             <w:tcBorders>
               <w:top w:val="single" w:color="A6A6A6" w:sz="4"/>
               <w:left w:val="single" w:color="A6A6A6" w:sz="4"/>
@@ -1807,7 +1807,7 @@
         </w:tc>
         <w:tc>
           <w:tcPr>
-            <w:tcW w:type="dxa" w:w="3578"/>
+            <w:tcW w:type="dxa" w:w="4240"/>
             <w:tcBorders>
               <w:top w:val="single" w:color="A6A6A6" w:sz="4"/>
               <w:left w:val="single" w:color="A6A6A6" w:sz="4"/>
@@ -1843,7 +1843,7 @@
         </w:trPr>
         <w:tc>
           <w:tcPr>
-            <w:tcW w:type="dxa" w:w="596"/>
+            <w:tcW w:type="dxa" w:w="660"/>
             <w:tcBorders>
               <w:top w:val="single" w:color="A6A6A6" w:sz="4"/>
               <w:left w:val="single" w:color="A6A6A6" w:sz="4"/>
@@ -1874,7 +1874,7 @@
         </w:tc>
         <w:tc>
           <w:tcPr>
-            <w:tcW w:type="dxa" w:w="1490"/>
+            <w:tcW w:type="dxa" w:w="1100"/>
             <w:tcBorders>
               <w:top w:val="single" w:color="A6A6A6" w:sz="4"/>
               <w:left w:val="single" w:color="A6A6A6" w:sz="4"/>
@@ -1905,7 +1905,7 @@
         </w:tc>
         <w:tc>
           <w:tcPr>
-            <w:tcW w:type="dxa" w:w="3974"/>
+            <w:tcW w:type="dxa" w:w="3638"/>
             <w:tcBorders>
               <w:top w:val="single" w:color="A6A6A6" w:sz="4"/>
               <w:left w:val="single" w:color="A6A6A6" w:sz="4"/>
@@ -1936,37 +1936,42 @@
         </w:tc>
         <w:tc>
           <w:tcPr>
-            <w:tcW w:type="dxa" w:w="3578"/>
-            <w:tcBorders>
-              <w:top w:val="single" w:color="A6A6A6" w:sz="4"/>
-              <w:left w:val="single" w:color="A6A6A6" w:sz="4"/>
-              <w:bottom w:val="single" w:color="A6A6A6" w:sz="4"/>
-              <w:right w:val="single" w:color="A6A6A6" w:sz="4"/>
-            </w:tcBorders>
-            <w:tcMar>
-              <w:top w:type="dxa" w:w="60"/>
-              <w:left w:type="dxa" w:w="100"/>
-              <w:bottom w:type="dxa" w:w="60"/>
-              <w:right w:type="dxa" w:w="100"/>
-            </w:tcMar>
-            <w:vAlign w:val="top"/>
-          </w:tcPr>
-          <w:p>
-            <w:pPr>
-              <w:spacing w:after="20" w:line="270"/>
-            </w:pPr>
-            <w:r>
-              <w:rPr>
-                <w:rFonts w:ascii="Arial" w:cs="Arial" w:eastAsia="Arial" w:hAnsi="Arial"/>
-                <w:sz w:val="19"/>
-                <w:szCs w:val="19"/>
-              </w:rPr>
-              <w:t xml:space="preserve">Xem trước số dòng và lỗi từng dòng; dòng lỗi bị bỏ qua, kết quả hiện ở dòng thông báo.</w:t>
+            <w:tcW w:type="dxa" w:w="4240"/>
+            <w:tcBorders>
+              <w:top w:val="single" w:color="A6A6A6" w:sz="4"/>
+              <w:left w:val="single" w:color="A6A6A6" w:sz="4"/>
+              <w:bottom w:val="single" w:color="A6A6A6" w:sz="4"/>
+              <w:right w:val="single" w:color="A6A6A6" w:sz="4"/>
+            </w:tcBorders>
+            <w:tcMar>
+              <w:top w:type="dxa" w:w="60"/>
+              <w:left w:type="dxa" w:w="100"/>
+              <w:bottom w:type="dxa" w:w="60"/>
+              <w:right w:type="dxa" w:w="100"/>
+            </w:tcMar>
+            <w:vAlign w:val="top"/>
+          </w:tcPr>
+          <w:p>
+            <w:pPr>
+              <w:spacing w:after="20" w:line="270"/>
+            </w:pPr>
+            <w:r>
+              <w:rPr>
+                <w:rFonts w:ascii="Arial" w:cs="Arial" w:eastAsia="Arial" w:hAnsi="Arial"/>
+                <w:sz w:val="19"/>
+                <w:szCs w:val="19"/>
+              </w:rPr>
+              <w:t xml:space="preserve">Máy chủ chạy thử từng dòng và trả kết quả xem trước (thêm mới / cập nhật / không đổi / lỗi kèm lý do) mà chưa lưu gì; xác nhận thì lưu các dòng hợp lệ, dòng lỗi bị bỏ qua.</w:t>
             </w:r>
           </w:p>
         </w:tc>
       </w:tr>
     </w:tbl>
+    <w:p>
+      <w:pPr>
+        <w:spacing w:after="60"/>
+      </w:pPr>
+    </w:p>
     <w:p>
       <w:pPr>
         <w:pStyle w:val="Heading1"/>
@@ -1998,8 +2003,8 @@
         </w:tblBorders>
       </w:tblPr>
       <w:tblGrid>
-        <w:gridCol w:w="2409"/>
-        <w:gridCol w:w="7229"/>
+        <w:gridCol w:w="1430"/>
+        <w:gridCol w:w="8208"/>
       </w:tblGrid>
       <w:tr>
         <w:trPr>
@@ -2008,7 +2013,7 @@
         </w:trPr>
         <w:tc>
           <w:tcPr>
-            <w:tcW w:type="dxa" w:w="2409"/>
+            <w:tcW w:type="dxa" w:w="1430"/>
             <w:tcBorders>
               <w:top w:val="single" w:color="A6A6A6" w:sz="4"/>
               <w:left w:val="single" w:color="A6A6A6" w:sz="4"/>
@@ -2042,7 +2047,7 @@
         </w:tc>
         <w:tc>
           <w:tcPr>
-            <w:tcW w:type="dxa" w:w="7229"/>
+            <w:tcW w:type="dxa" w:w="8208"/>
             <w:tcBorders>
               <w:top w:val="single" w:color="A6A6A6" w:sz="4"/>
               <w:left w:val="single" w:color="A6A6A6" w:sz="4"/>
@@ -2081,7 +2086,7 @@
         </w:trPr>
         <w:tc>
           <w:tcPr>
-            <w:tcW w:type="dxa" w:w="2409"/>
+            <w:tcW w:type="dxa" w:w="1430"/>
             <w:tcBorders>
               <w:top w:val="single" w:color="A6A6A6" w:sz="4"/>
               <w:left w:val="single" w:color="A6A6A6" w:sz="4"/>
@@ -2112,7 +2117,7 @@
         </w:tc>
         <w:tc>
           <w:tcPr>
-            <w:tcW w:type="dxa" w:w="7229"/>
+            <w:tcW w:type="dxa" w:w="8208"/>
             <w:tcBorders>
               <w:top w:val="single" w:color="A6A6A6" w:sz="4"/>
               <w:left w:val="single" w:color="A6A6A6" w:sz="4"/>
@@ -2148,7 +2153,7 @@
         </w:trPr>
         <w:tc>
           <w:tcPr>
-            <w:tcW w:type="dxa" w:w="2409"/>
+            <w:tcW w:type="dxa" w:w="1430"/>
             <w:tcBorders>
               <w:top w:val="single" w:color="A6A6A6" w:sz="4"/>
               <w:left w:val="single" w:color="A6A6A6" w:sz="4"/>
@@ -2179,7 +2184,7 @@
         </w:tc>
         <w:tc>
           <w:tcPr>
-            <w:tcW w:type="dxa" w:w="7229"/>
+            <w:tcW w:type="dxa" w:w="8208"/>
             <w:tcBorders>
               <w:top w:val="single" w:color="A6A6A6" w:sz="4"/>
               <w:left w:val="single" w:color="A6A6A6" w:sz="4"/>
@@ -2215,7 +2220,7 @@
         </w:trPr>
         <w:tc>
           <w:tcPr>
-            <w:tcW w:type="dxa" w:w="2409"/>
+            <w:tcW w:type="dxa" w:w="1430"/>
             <w:tcBorders>
               <w:top w:val="single" w:color="A6A6A6" w:sz="4"/>
               <w:left w:val="single" w:color="A6A6A6" w:sz="4"/>
@@ -2246,32 +2251,32 @@
         </w:tc>
         <w:tc>
           <w:tcPr>
-            <w:tcW w:type="dxa" w:w="7229"/>
-            <w:tcBorders>
-              <w:top w:val="single" w:color="A6A6A6" w:sz="4"/>
-              <w:left w:val="single" w:color="A6A6A6" w:sz="4"/>
-              <w:bottom w:val="single" w:color="A6A6A6" w:sz="4"/>
-              <w:right w:val="single" w:color="A6A6A6" w:sz="4"/>
-            </w:tcBorders>
-            <w:tcMar>
-              <w:top w:type="dxa" w:w="60"/>
-              <w:left w:type="dxa" w:w="100"/>
-              <w:bottom w:type="dxa" w:w="60"/>
-              <w:right w:type="dxa" w:w="100"/>
-            </w:tcMar>
-            <w:vAlign w:val="top"/>
-          </w:tcPr>
-          <w:p>
-            <w:pPr>
-              <w:spacing w:after="20" w:line="270"/>
-            </w:pPr>
-            <w:r>
-              <w:rPr>
-                <w:rFonts w:ascii="Arial" w:cs="Arial" w:eastAsia="Arial" w:hAnsi="Arial"/>
-                <w:sz w:val="19"/>
-                <w:szCs w:val="19"/>
-              </w:rPr>
-              <w:t xml:space="preserve">Các tab (giữ trong ?tab=): Thông tin chung · Đơn vị quy đổi (trừ thành phẩm) · Giá bán · Tồn kho (trừ dịch vụ; tồn và tối thiểu theo kho) · Định mức (thành phẩm) · Ảnh · Lịch sử nhập xuất (trừ dịch vụ; có liên kết "Xem thẻ kho" mở báo cáo Thẻ kho của mặt hàng) · Nhật ký (ai đã sửa gì, kể cả đổi giá bán — ATL-27).</w:t>
+            <w:tcW w:type="dxa" w:w="8208"/>
+            <w:tcBorders>
+              <w:top w:val="single" w:color="A6A6A6" w:sz="4"/>
+              <w:left w:val="single" w:color="A6A6A6" w:sz="4"/>
+              <w:bottom w:val="single" w:color="A6A6A6" w:sz="4"/>
+              <w:right w:val="single" w:color="A6A6A6" w:sz="4"/>
+            </w:tcBorders>
+            <w:tcMar>
+              <w:top w:type="dxa" w:w="60"/>
+              <w:left w:type="dxa" w:w="100"/>
+              <w:bottom w:type="dxa" w:w="60"/>
+              <w:right w:type="dxa" w:w="100"/>
+            </w:tcMar>
+            <w:vAlign w:val="top"/>
+          </w:tcPr>
+          <w:p>
+            <w:pPr>
+              <w:spacing w:after="20" w:line="270"/>
+            </w:pPr>
+            <w:r>
+              <w:rPr>
+                <w:rFonts w:ascii="Arial" w:cs="Arial" w:eastAsia="Arial" w:hAnsi="Arial"/>
+                <w:sz w:val="19"/>
+                <w:szCs w:val="19"/>
+              </w:rPr>
+              <w:t xml:space="preserve">Mở theo mã (/hang-hoa/SP0000001; đường dẫn cũ theo id tự chuyển sang mã). Các tab (giữ trong ?tab=): Thông tin chung · Đơn vị quy đổi (trừ thành phẩm) · Giá bán · Tồn kho (trừ dịch vụ; tồn và tối thiểu theo kho) · Định mức (thành phẩm) · Ảnh · Lịch sử nhập xuất (trừ dịch vụ; có liên kết "Xem thẻ kho" mở báo cáo Thẻ kho của mặt hàng) · Nhật ký (ai đã sửa gì, kể cả đổi giá bán — ATL-27).</w:t>
             </w:r>
           </w:p>
         </w:tc>
@@ -2282,7 +2287,7 @@
         </w:trPr>
         <w:tc>
           <w:tcPr>
-            <w:tcW w:type="dxa" w:w="2409"/>
+            <w:tcW w:type="dxa" w:w="1430"/>
             <w:tcBorders>
               <w:top w:val="single" w:color="A6A6A6" w:sz="4"/>
               <w:left w:val="single" w:color="A6A6A6" w:sz="4"/>
@@ -2313,7 +2318,7 @@
         </w:tc>
         <w:tc>
           <w:tcPr>
-            <w:tcW w:type="dxa" w:w="7229"/>
+            <w:tcW w:type="dxa" w:w="8208"/>
             <w:tcBorders>
               <w:top w:val="single" w:color="A6A6A6" w:sz="4"/>
               <w:left w:val="single" w:color="A6A6A6" w:sz="4"/>
@@ -2344,6 +2349,11 @@
         </w:tc>
       </w:tr>
     </w:tbl>
+    <w:p>
+      <w:pPr>
+        <w:spacing w:after="60"/>
+      </w:pPr>
+    </w:p>
     <w:p>
       <w:pPr>
         <w:pStyle w:val="Heading1"/>
@@ -2375,9 +2385,9 @@
         </w:tblBorders>
       </w:tblPr>
       <w:tblGrid>
-        <w:gridCol w:w="2007"/>
-        <w:gridCol w:w="4015"/>
-        <w:gridCol w:w="3616"/>
+        <w:gridCol w:w="1641"/>
+        <w:gridCol w:w="4203"/>
+        <w:gridCol w:w="3794"/>
       </w:tblGrid>
       <w:tr>
         <w:trPr>
@@ -2386,7 +2396,7 @@
         </w:trPr>
         <w:tc>
           <w:tcPr>
-            <w:tcW w:type="dxa" w:w="2007"/>
+            <w:tcW w:type="dxa" w:w="1641"/>
             <w:tcBorders>
               <w:top w:val="single" w:color="A6A6A6" w:sz="4"/>
               <w:left w:val="single" w:color="A6A6A6" w:sz="4"/>
@@ -2420,7 +2430,7 @@
         </w:tc>
         <w:tc>
           <w:tcPr>
-            <w:tcW w:type="dxa" w:w="4015"/>
+            <w:tcW w:type="dxa" w:w="4203"/>
             <w:tcBorders>
               <w:top w:val="single" w:color="A6A6A6" w:sz="4"/>
               <w:left w:val="single" w:color="A6A6A6" w:sz="4"/>
@@ -2454,7 +2464,7 @@
         </w:tc>
         <w:tc>
           <w:tcPr>
-            <w:tcW w:type="dxa" w:w="3616"/>
+            <w:tcW w:type="dxa" w:w="3794"/>
             <w:tcBorders>
               <w:top w:val="single" w:color="A6A6A6" w:sz="4"/>
               <w:left w:val="single" w:color="A6A6A6" w:sz="4"/>
@@ -2493,7 +2503,7 @@
         </w:trPr>
         <w:tc>
           <w:tcPr>
-            <w:tcW w:type="dxa" w:w="2007"/>
+            <w:tcW w:type="dxa" w:w="1641"/>
             <w:tcBorders>
               <w:top w:val="single" w:color="A6A6A6" w:sz="4"/>
               <w:left w:val="single" w:color="A6A6A6" w:sz="4"/>
@@ -2524,7 +2534,7 @@
         </w:tc>
         <w:tc>
           <w:tcPr>
-            <w:tcW w:type="dxa" w:w="4015"/>
+            <w:tcW w:type="dxa" w:w="4203"/>
             <w:tcBorders>
               <w:top w:val="single" w:color="A6A6A6" w:sz="4"/>
               <w:left w:val="single" w:color="A6A6A6" w:sz="4"/>
@@ -2555,7 +2565,7 @@
         </w:tc>
         <w:tc>
           <w:tcPr>
-            <w:tcW w:type="dxa" w:w="3616"/>
+            <w:tcW w:type="dxa" w:w="3794"/>
             <w:tcBorders>
               <w:top w:val="single" w:color="A6A6A6" w:sz="4"/>
               <w:left w:val="single" w:color="A6A6A6" w:sz="4"/>
@@ -2591,7 +2601,7 @@
         </w:trPr>
         <w:tc>
           <w:tcPr>
-            <w:tcW w:type="dxa" w:w="2007"/>
+            <w:tcW w:type="dxa" w:w="1641"/>
             <w:tcBorders>
               <w:top w:val="single" w:color="A6A6A6" w:sz="4"/>
               <w:left w:val="single" w:color="A6A6A6" w:sz="4"/>
@@ -2622,7 +2632,7 @@
         </w:tc>
         <w:tc>
           <w:tcPr>
-            <w:tcW w:type="dxa" w:w="4015"/>
+            <w:tcW w:type="dxa" w:w="4203"/>
             <w:tcBorders>
               <w:top w:val="single" w:color="A6A6A6" w:sz="4"/>
               <w:left w:val="single" w:color="A6A6A6" w:sz="4"/>
@@ -2653,7 +2663,7 @@
         </w:tc>
         <w:tc>
           <w:tcPr>
-            <w:tcW w:type="dxa" w:w="3616"/>
+            <w:tcW w:type="dxa" w:w="3794"/>
             <w:tcBorders>
               <w:top w:val="single" w:color="A6A6A6" w:sz="4"/>
               <w:left w:val="single" w:color="A6A6A6" w:sz="4"/>
@@ -2684,6 +2694,11 @@
         </w:tc>
       </w:tr>
     </w:tbl>
+    <w:p>
+      <w:pPr>
+        <w:spacing w:after="60"/>
+      </w:pPr>
+    </w:p>
     <w:p>
       <w:pPr>
         <w:pStyle w:val="Heading1"/>
@@ -2707,18 +2722,10 @@
         <w:pStyle w:val="ListParagraph"/>
         <w:numPr>
           <w:ilvl w:val="0"/>
-          <w:numId w:val="3"/>
+          <w:numId w:val="2"/>
         </w:numPr>
         <w:spacing w:after="70" w:line="290"/>
       </w:pPr>
-      <w:r>
-        <w:rPr>
-          <w:rFonts w:ascii="Arial" w:cs="Arial" w:eastAsia="Arial" w:hAnsi="Arial"/>
-          <w:sz w:val="21"/>
-          <w:szCs w:val="21"/>
-        </w:rPr>
-        <w:t xml:space="preserve"/>
-      </w:r>
       <w:r>
         <w:rPr>
           <w:rFonts w:ascii="Arial" w:cs="Arial" w:eastAsia="Arial" w:hAnsi="Arial"/>
@@ -2743,18 +2750,10 @@
         <w:pStyle w:val="ListParagraph"/>
         <w:numPr>
           <w:ilvl w:val="0"/>
-          <w:numId w:val="3"/>
+          <w:numId w:val="2"/>
         </w:numPr>
         <w:spacing w:after="70" w:line="290"/>
       </w:pPr>
-      <w:r>
-        <w:rPr>
-          <w:rFonts w:ascii="Arial" w:cs="Arial" w:eastAsia="Arial" w:hAnsi="Arial"/>
-          <w:sz w:val="21"/>
-          <w:szCs w:val="21"/>
-        </w:rPr>
-        <w:t xml:space="preserve"/>
-      </w:r>
       <w:r>
         <w:rPr>
           <w:rFonts w:ascii="Arial" w:cs="Arial" w:eastAsia="Arial" w:hAnsi="Arial"/>
@@ -2779,18 +2778,10 @@
         <w:pStyle w:val="ListParagraph"/>
         <w:numPr>
           <w:ilvl w:val="0"/>
-          <w:numId w:val="3"/>
+          <w:numId w:val="2"/>
         </w:numPr>
         <w:spacing w:after="70" w:line="290"/>
       </w:pPr>
-      <w:r>
-        <w:rPr>
-          <w:rFonts w:ascii="Arial" w:cs="Arial" w:eastAsia="Arial" w:hAnsi="Arial"/>
-          <w:sz w:val="21"/>
-          <w:szCs w:val="21"/>
-        </w:rPr>
-        <w:t xml:space="preserve"/>
-      </w:r>
       <w:r>
         <w:rPr>
           <w:rFonts w:ascii="Arial" w:cs="Arial" w:eastAsia="Arial" w:hAnsi="Arial"/>
@@ -2815,18 +2806,10 @@
         <w:pStyle w:val="ListParagraph"/>
         <w:numPr>
           <w:ilvl w:val="0"/>
-          <w:numId w:val="3"/>
+          <w:numId w:val="2"/>
         </w:numPr>
         <w:spacing w:after="70" w:line="290"/>
       </w:pPr>
-      <w:r>
-        <w:rPr>
-          <w:rFonts w:ascii="Arial" w:cs="Arial" w:eastAsia="Arial" w:hAnsi="Arial"/>
-          <w:sz w:val="21"/>
-          <w:szCs w:val="21"/>
-        </w:rPr>
-        <w:t xml:space="preserve"/>
-      </w:r>
       <w:r>
         <w:rPr>
           <w:rFonts w:ascii="Arial" w:cs="Arial" w:eastAsia="Arial" w:hAnsi="Arial"/>
@@ -2851,17 +2834,27 @@
         <w:pStyle w:val="ListParagraph"/>
         <w:numPr>
           <w:ilvl w:val="0"/>
-          <w:numId w:val="3"/>
+          <w:numId w:val="2"/>
         </w:numPr>
         <w:spacing w:after="70" w:line="290"/>
       </w:pPr>
       <w:r>
         <w:rPr>
           <w:rFonts w:ascii="Arial" w:cs="Arial" w:eastAsia="Arial" w:hAnsi="Arial"/>
+          <w:b/>
+          <w:bCs/>
           <w:sz w:val="21"/>
           <w:szCs w:val="21"/>
         </w:rPr>
-        <w:t xml:space="preserve"/>
+        <w:t xml:space="preserve">Ba mức giá:</w:t>
+      </w:r>
+      <w:r>
+        <w:rPr>
+          <w:rFonts w:ascii="Arial" w:cs="Arial" w:eastAsia="Arial" w:hAnsi="Arial"/>
+          <w:sz w:val="21"/>
+          <w:szCs w:val="21"/>
+        </w:rPr>
+        <w:t xml:space="preserve"> lẻ, sỉ, dropship; đơn hàng bán lấy giá theo loại khách, trừ khi khách được gán </w:t>
       </w:r>
       <w:r>
         <w:rPr>
@@ -2871,7 +2864,7 @@
           <w:sz w:val="21"/>
           <w:szCs w:val="21"/>
         </w:rPr>
-        <w:t xml:space="preserve">Ba bảng giá:</w:t>
+        <w:t xml:space="preserve">bảng giá riêng</w:t>
       </w:r>
       <w:r>
         <w:rPr>
@@ -2879,7 +2872,7 @@
           <w:sz w:val="21"/>
           <w:szCs w:val="21"/>
         </w:rPr>
-        <w:t xml:space="preserve"> lẻ, sỉ, dropship; đơn hàng bán lấy giá theo loại khách.</w:t>
+        <w:t xml:space="preserve"> (ATL-29) có mặt hàng đó. Khuyến mãi (ATL-30) tự áp trên đơn và báo giá.</w:t>
       </w:r>
     </w:p>
     <w:p>
@@ -2887,18 +2880,38 @@
         <w:pStyle w:val="ListParagraph"/>
         <w:numPr>
           <w:ilvl w:val="0"/>
-          <w:numId w:val="3"/>
+          <w:numId w:val="2"/>
         </w:numPr>
         <w:spacing w:after="70" w:line="290"/>
       </w:pPr>
       <w:r>
         <w:rPr>
           <w:rFonts w:ascii="Arial" w:cs="Arial" w:eastAsia="Arial" w:hAnsi="Arial"/>
+          <w:b/>
+          <w:bCs/>
           <w:sz w:val="21"/>
           <w:szCs w:val="21"/>
         </w:rPr>
-        <w:t xml:space="preserve"/>
+        <w:t xml:space="preserve">Giá bán tối thiểu:</w:t>
       </w:r>
+      <w:r>
+        <w:rPr>
+          <w:rFonts w:ascii="Arial" w:cs="Arial" w:eastAsia="Arial" w:hAnsi="Arial"/>
+          <w:sz w:val="21"/>
+          <w:szCs w:val="21"/>
+        </w:rPr>
+        <w:t xml:space="preserve"> đơn giá thực thu của một dòng (sau chiết khấu dòng và phần chiết khấu cả đơn) trên đơn bán / báo giá không được thấp hơn giá tối thiểu × tỷ lệ quy đổi, trừ người có quyền "Bán dưới giá tối thiểu" hoặc dòng chứng từ đã có với giá đó.</w:t>
+      </w:r>
+    </w:p>
+    <w:p>
+      <w:pPr>
+        <w:pStyle w:val="ListParagraph"/>
+        <w:numPr>
+          <w:ilvl w:val="0"/>
+          <w:numId w:val="2"/>
+        </w:numPr>
+        <w:spacing w:after="70" w:line="290"/>
+      </w:pPr>
       <w:r>
         <w:rPr>
           <w:rFonts w:ascii="Arial" w:cs="Arial" w:eastAsia="Arial" w:hAnsi="Arial"/>
@@ -2923,17 +2936,27 @@
         <w:pStyle w:val="ListParagraph"/>
         <w:numPr>
           <w:ilvl w:val="0"/>
-          <w:numId w:val="3"/>
+          <w:numId w:val="2"/>
         </w:numPr>
         <w:spacing w:after="70" w:line="290"/>
       </w:pPr>
       <w:r>
         <w:rPr>
           <w:rFonts w:ascii="Arial" w:cs="Arial" w:eastAsia="Arial" w:hAnsi="Arial"/>
+          <w:b/>
+          <w:bCs/>
           <w:sz w:val="21"/>
           <w:szCs w:val="21"/>
         </w:rPr>
-        <w:t xml:space="preserve"/>
+        <w:t xml:space="preserve">Giá vốn bình quân gia quyền di động</w:t>
+      </w:r>
+      <w:r>
+        <w:rPr>
+          <w:rFonts w:ascii="Arial" w:cs="Arial" w:eastAsia="Arial" w:hAnsi="Arial"/>
+          <w:sz w:val="21"/>
+          <w:szCs w:val="21"/>
+        </w:rPr>
+        <w:t xml:space="preserve"> (tính chung mọi kho): mỗi phiếu nhập kéo bình quân theo giá nhập của nó; mọi phiếu xuất, chuyển, kiểm kê đi theo bình quân lúc đó và </w:t>
       </w:r>
       <w:r>
         <w:rPr>
@@ -2943,7 +2966,7 @@
           <w:sz w:val="21"/>
           <w:szCs w:val="21"/>
         </w:rPr>
-        <w:t xml:space="preserve">Giá vốn ước tính:</w:t>
+        <w:t xml:space="preserve">chốt giá vốn trên dòng phiếu</w:t>
       </w:r>
       <w:r>
         <w:rPr>
@@ -2951,7 +2974,7 @@
           <w:sz w:val="21"/>
           <w:szCs w:val="21"/>
         </w:rPr>
-        <w:t xml:space="preserve"> vật tư = giá nhập gần nhất; thành phẩm = định mức × giá vật tư; dịch vụ = 0.</w:t>
+        <w:t xml:space="preserve">. Thành phẩm nhập kho theo chi phí vật tư đã xuất ÷ số làm được; hàng trả về nhập lại đúng giá đã xuất; dịch vụ = 0. Giá vốn chỉ hiện với chức vụ có quyền Xem giá vốn.</w:t>
       </w:r>
     </w:p>
     <w:p>
@@ -2959,7 +2982,7 @@
         <w:pStyle w:val="ListParagraph"/>
         <w:numPr>
           <w:ilvl w:val="0"/>
-          <w:numId w:val="3"/>
+          <w:numId w:val="2"/>
         </w:numPr>
         <w:spacing w:after="70" w:line="290"/>
       </w:pPr>
@@ -2977,18 +3000,10 @@
         <w:pStyle w:val="ListParagraph"/>
         <w:numPr>
           <w:ilvl w:val="0"/>
-          <w:numId w:val="3"/>
+          <w:numId w:val="2"/>
         </w:numPr>
         <w:spacing w:after="70" w:line="290"/>
       </w:pPr>
-      <w:r>
-        <w:rPr>
-          <w:rFonts w:ascii="Arial" w:cs="Arial" w:eastAsia="Arial" w:hAnsi="Arial"/>
-          <w:sz w:val="21"/>
-          <w:szCs w:val="21"/>
-        </w:rPr>
-        <w:t xml:space="preserve"/>
-      </w:r>
       <w:r>
         <w:rPr>
           <w:rFonts w:ascii="Arial" w:cs="Arial" w:eastAsia="Arial" w:hAnsi="Arial"/>
@@ -3039,9 +3054,9 @@
         </w:tblBorders>
       </w:tblPr>
       <w:tblGrid>
-        <w:gridCol w:w="2409"/>
-        <w:gridCol w:w="2007"/>
-        <w:gridCol w:w="5222"/>
+        <w:gridCol w:w="2901"/>
+        <w:gridCol w:w="1159"/>
+        <w:gridCol w:w="5578"/>
       </w:tblGrid>
       <w:tr>
         <w:trPr>
@@ -3050,7 +3065,7 @@
         </w:trPr>
         <w:tc>
           <w:tcPr>
-            <w:tcW w:type="dxa" w:w="2409"/>
+            <w:tcW w:type="dxa" w:w="2901"/>
             <w:tcBorders>
               <w:top w:val="single" w:color="A6A6A6" w:sz="4"/>
               <w:left w:val="single" w:color="A6A6A6" w:sz="4"/>
@@ -3084,7 +3099,7 @@
         </w:tc>
         <w:tc>
           <w:tcPr>
-            <w:tcW w:type="dxa" w:w="2007"/>
+            <w:tcW w:type="dxa" w:w="1159"/>
             <w:tcBorders>
               <w:top w:val="single" w:color="A6A6A6" w:sz="4"/>
               <w:left w:val="single" w:color="A6A6A6" w:sz="4"/>
@@ -3118,7 +3133,7 @@
         </w:tc>
         <w:tc>
           <w:tcPr>
-            <w:tcW w:type="dxa" w:w="5222"/>
+            <w:tcW w:type="dxa" w:w="5578"/>
             <w:tcBorders>
               <w:top w:val="single" w:color="A6A6A6" w:sz="4"/>
               <w:left w:val="single" w:color="A6A6A6" w:sz="4"/>
@@ -3157,7 +3172,7 @@
         </w:trPr>
         <w:tc>
           <w:tcPr>
-            <w:tcW w:type="dxa" w:w="2409"/>
+            <w:tcW w:type="dxa" w:w="2901"/>
             <w:tcBorders>
               <w:top w:val="single" w:color="A6A6A6" w:sz="4"/>
               <w:left w:val="single" w:color="A6A6A6" w:sz="4"/>
@@ -3188,7 +3203,7 @@
         </w:tc>
         <w:tc>
           <w:tcPr>
-            <w:tcW w:type="dxa" w:w="2007"/>
+            <w:tcW w:type="dxa" w:w="1159"/>
             <w:tcBorders>
               <w:top w:val="single" w:color="A6A6A6" w:sz="4"/>
               <w:left w:val="single" w:color="A6A6A6" w:sz="4"/>
@@ -3219,7 +3234,7 @@
         </w:tc>
         <w:tc>
           <w:tcPr>
-            <w:tcW w:type="dxa" w:w="5222"/>
+            <w:tcW w:type="dxa" w:w="5578"/>
             <w:tcBorders>
               <w:top w:val="single" w:color="A6A6A6" w:sz="4"/>
               <w:left w:val="single" w:color="A6A6A6" w:sz="4"/>
@@ -3255,7 +3270,7 @@
         </w:trPr>
         <w:tc>
           <w:tcPr>
-            <w:tcW w:type="dxa" w:w="2409"/>
+            <w:tcW w:type="dxa" w:w="2901"/>
             <w:tcBorders>
               <w:top w:val="single" w:color="A6A6A6" w:sz="4"/>
               <w:left w:val="single" w:color="A6A6A6" w:sz="4"/>
@@ -3286,7 +3301,7 @@
         </w:tc>
         <w:tc>
           <w:tcPr>
-            <w:tcW w:type="dxa" w:w="2007"/>
+            <w:tcW w:type="dxa" w:w="1159"/>
             <w:tcBorders>
               <w:top w:val="single" w:color="A6A6A6" w:sz="4"/>
               <w:left w:val="single" w:color="A6A6A6" w:sz="4"/>
@@ -3317,7 +3332,7 @@
         </w:tc>
         <w:tc>
           <w:tcPr>
-            <w:tcW w:type="dxa" w:w="5222"/>
+            <w:tcW w:type="dxa" w:w="5578"/>
             <w:tcBorders>
               <w:top w:val="single" w:color="A6A6A6" w:sz="4"/>
               <w:left w:val="single" w:color="A6A6A6" w:sz="4"/>
@@ -3353,7 +3368,7 @@
         </w:trPr>
         <w:tc>
           <w:tcPr>
-            <w:tcW w:type="dxa" w:w="2409"/>
+            <w:tcW w:type="dxa" w:w="2901"/>
             <w:tcBorders>
               <w:top w:val="single" w:color="A6A6A6" w:sz="4"/>
               <w:left w:val="single" w:color="A6A6A6" w:sz="4"/>
@@ -3384,7 +3399,7 @@
         </w:tc>
         <w:tc>
           <w:tcPr>
-            <w:tcW w:type="dxa" w:w="2007"/>
+            <w:tcW w:type="dxa" w:w="1159"/>
             <w:tcBorders>
               <w:top w:val="single" w:color="A6A6A6" w:sz="4"/>
               <w:left w:val="single" w:color="A6A6A6" w:sz="4"/>
@@ -3415,7 +3430,7 @@
         </w:tc>
         <w:tc>
           <w:tcPr>
-            <w:tcW w:type="dxa" w:w="5222"/>
+            <w:tcW w:type="dxa" w:w="5578"/>
             <w:tcBorders>
               <w:top w:val="single" w:color="A6A6A6" w:sz="4"/>
               <w:left w:val="single" w:color="A6A6A6" w:sz="4"/>
@@ -3451,7 +3466,7 @@
         </w:trPr>
         <w:tc>
           <w:tcPr>
-            <w:tcW w:type="dxa" w:w="2409"/>
+            <w:tcW w:type="dxa" w:w="2901"/>
             <w:tcBorders>
               <w:top w:val="single" w:color="A6A6A6" w:sz="4"/>
               <w:left w:val="single" w:color="A6A6A6" w:sz="4"/>
@@ -3482,7 +3497,7 @@
         </w:tc>
         <w:tc>
           <w:tcPr>
-            <w:tcW w:type="dxa" w:w="2007"/>
+            <w:tcW w:type="dxa" w:w="1159"/>
             <w:tcBorders>
               <w:top w:val="single" w:color="A6A6A6" w:sz="4"/>
               <w:left w:val="single" w:color="A6A6A6" w:sz="4"/>
@@ -3513,7 +3528,7 @@
         </w:tc>
         <w:tc>
           <w:tcPr>
-            <w:tcW w:type="dxa" w:w="5222"/>
+            <w:tcW w:type="dxa" w:w="5578"/>
             <w:tcBorders>
               <w:top w:val="single" w:color="A6A6A6" w:sz="4"/>
               <w:left w:val="single" w:color="A6A6A6" w:sz="4"/>
@@ -3549,7 +3564,7 @@
         </w:trPr>
         <w:tc>
           <w:tcPr>
-            <w:tcW w:type="dxa" w:w="2409"/>
+            <w:tcW w:type="dxa" w:w="2901"/>
             <w:tcBorders>
               <w:top w:val="single" w:color="A6A6A6" w:sz="4"/>
               <w:left w:val="single" w:color="A6A6A6" w:sz="4"/>
@@ -3580,7 +3595,7 @@
         </w:tc>
         <w:tc>
           <w:tcPr>
-            <w:tcW w:type="dxa" w:w="2007"/>
+            <w:tcW w:type="dxa" w:w="1159"/>
             <w:tcBorders>
               <w:top w:val="single" w:color="A6A6A6" w:sz="4"/>
               <w:left w:val="single" w:color="A6A6A6" w:sz="4"/>
@@ -3611,7 +3626,7 @@
         </w:tc>
         <w:tc>
           <w:tcPr>
-            <w:tcW w:type="dxa" w:w="5222"/>
+            <w:tcW w:type="dxa" w:w="5578"/>
             <w:tcBorders>
               <w:top w:val="single" w:color="A6A6A6" w:sz="4"/>
               <w:left w:val="single" w:color="A6A6A6" w:sz="4"/>
@@ -3647,7 +3662,7 @@
         </w:trPr>
         <w:tc>
           <w:tcPr>
-            <w:tcW w:type="dxa" w:w="2409"/>
+            <w:tcW w:type="dxa" w:w="2901"/>
             <w:tcBorders>
               <w:top w:val="single" w:color="A6A6A6" w:sz="4"/>
               <w:left w:val="single" w:color="A6A6A6" w:sz="4"/>
@@ -3678,7 +3693,7 @@
         </w:tc>
         <w:tc>
           <w:tcPr>
-            <w:tcW w:type="dxa" w:w="2007"/>
+            <w:tcW w:type="dxa" w:w="1159"/>
             <w:tcBorders>
               <w:top w:val="single" w:color="A6A6A6" w:sz="4"/>
               <w:left w:val="single" w:color="A6A6A6" w:sz="4"/>
@@ -3709,7 +3724,7 @@
         </w:tc>
         <w:tc>
           <w:tcPr>
-            <w:tcW w:type="dxa" w:w="5222"/>
+            <w:tcW w:type="dxa" w:w="5578"/>
             <w:tcBorders>
               <w:top w:val="single" w:color="A6A6A6" w:sz="4"/>
               <w:left w:val="single" w:color="A6A6A6" w:sz="4"/>
@@ -3745,7 +3760,7 @@
         </w:trPr>
         <w:tc>
           <w:tcPr>
-            <w:tcW w:type="dxa" w:w="2409"/>
+            <w:tcW w:type="dxa" w:w="2901"/>
             <w:tcBorders>
               <w:top w:val="single" w:color="A6A6A6" w:sz="4"/>
               <w:left w:val="single" w:color="A6A6A6" w:sz="4"/>
@@ -3776,7 +3791,7 @@
         </w:tc>
         <w:tc>
           <w:tcPr>
-            <w:tcW w:type="dxa" w:w="2007"/>
+            <w:tcW w:type="dxa" w:w="1159"/>
             <w:tcBorders>
               <w:top w:val="single" w:color="A6A6A6" w:sz="4"/>
               <w:left w:val="single" w:color="A6A6A6" w:sz="4"/>
@@ -3807,7 +3822,7 @@
         </w:tc>
         <w:tc>
           <w:tcPr>
-            <w:tcW w:type="dxa" w:w="5222"/>
+            <w:tcW w:type="dxa" w:w="5578"/>
             <w:tcBorders>
               <w:top w:val="single" w:color="A6A6A6" w:sz="4"/>
               <w:left w:val="single" w:color="A6A6A6" w:sz="4"/>
@@ -3843,7 +3858,7 @@
         </w:trPr>
         <w:tc>
           <w:tcPr>
-            <w:tcW w:type="dxa" w:w="2409"/>
+            <w:tcW w:type="dxa" w:w="2901"/>
             <w:tcBorders>
               <w:top w:val="single" w:color="A6A6A6" w:sz="4"/>
               <w:left w:val="single" w:color="A6A6A6" w:sz="4"/>
@@ -3874,7 +3889,7 @@
         </w:tc>
         <w:tc>
           <w:tcPr>
-            <w:tcW w:type="dxa" w:w="2007"/>
+            <w:tcW w:type="dxa" w:w="1159"/>
             <w:tcBorders>
               <w:top w:val="single" w:color="A6A6A6" w:sz="4"/>
               <w:left w:val="single" w:color="A6A6A6" w:sz="4"/>
@@ -3905,7 +3920,7 @@
         </w:tc>
         <w:tc>
           <w:tcPr>
-            <w:tcW w:type="dxa" w:w="5222"/>
+            <w:tcW w:type="dxa" w:w="5578"/>
             <w:tcBorders>
               <w:top w:val="single" w:color="A6A6A6" w:sz="4"/>
               <w:left w:val="single" w:color="A6A6A6" w:sz="4"/>
@@ -3941,7 +3956,7 @@
         </w:trPr>
         <w:tc>
           <w:tcPr>
-            <w:tcW w:type="dxa" w:w="2409"/>
+            <w:tcW w:type="dxa" w:w="2901"/>
             <w:tcBorders>
               <w:top w:val="single" w:color="A6A6A6" w:sz="4"/>
               <w:left w:val="single" w:color="A6A6A6" w:sz="4"/>
@@ -3972,7 +3987,7 @@
         </w:tc>
         <w:tc>
           <w:tcPr>
-            <w:tcW w:type="dxa" w:w="2007"/>
+            <w:tcW w:type="dxa" w:w="1159"/>
             <w:tcBorders>
               <w:top w:val="single" w:color="A6A6A6" w:sz="4"/>
               <w:left w:val="single" w:color="A6A6A6" w:sz="4"/>
@@ -4003,7 +4018,7 @@
         </w:tc>
         <w:tc>
           <w:tcPr>
-            <w:tcW w:type="dxa" w:w="5222"/>
+            <w:tcW w:type="dxa" w:w="5578"/>
             <w:tcBorders>
               <w:top w:val="single" w:color="A6A6A6" w:sz="4"/>
               <w:left w:val="single" w:color="A6A6A6" w:sz="4"/>
@@ -4039,7 +4054,7 @@
         </w:trPr>
         <w:tc>
           <w:tcPr>
-            <w:tcW w:type="dxa" w:w="2409"/>
+            <w:tcW w:type="dxa" w:w="2901"/>
             <w:tcBorders>
               <w:top w:val="single" w:color="A6A6A6" w:sz="4"/>
               <w:left w:val="single" w:color="A6A6A6" w:sz="4"/>
@@ -4070,7 +4085,7 @@
         </w:tc>
         <w:tc>
           <w:tcPr>
-            <w:tcW w:type="dxa" w:w="2007"/>
+            <w:tcW w:type="dxa" w:w="1159"/>
             <w:tcBorders>
               <w:top w:val="single" w:color="A6A6A6" w:sz="4"/>
               <w:left w:val="single" w:color="A6A6A6" w:sz="4"/>
@@ -4101,7 +4116,7 @@
         </w:tc>
         <w:tc>
           <w:tcPr>
-            <w:tcW w:type="dxa" w:w="5222"/>
+            <w:tcW w:type="dxa" w:w="5578"/>
             <w:tcBorders>
               <w:top w:val="single" w:color="A6A6A6" w:sz="4"/>
               <w:left w:val="single" w:color="A6A6A6" w:sz="4"/>
@@ -4137,7 +4152,7 @@
         </w:trPr>
         <w:tc>
           <w:tcPr>
-            <w:tcW w:type="dxa" w:w="2409"/>
+            <w:tcW w:type="dxa" w:w="2901"/>
             <w:tcBorders>
               <w:top w:val="single" w:color="A6A6A6" w:sz="4"/>
               <w:left w:val="single" w:color="A6A6A6" w:sz="4"/>
@@ -4168,7 +4183,7 @@
         </w:tc>
         <w:tc>
           <w:tcPr>
-            <w:tcW w:type="dxa" w:w="2007"/>
+            <w:tcW w:type="dxa" w:w="1159"/>
             <w:tcBorders>
               <w:top w:val="single" w:color="A6A6A6" w:sz="4"/>
               <w:left w:val="single" w:color="A6A6A6" w:sz="4"/>
@@ -4199,7 +4214,7 @@
         </w:tc>
         <w:tc>
           <w:tcPr>
-            <w:tcW w:type="dxa" w:w="5222"/>
+            <w:tcW w:type="dxa" w:w="5578"/>
             <w:tcBorders>
               <w:top w:val="single" w:color="A6A6A6" w:sz="4"/>
               <w:left w:val="single" w:color="A6A6A6" w:sz="4"/>
@@ -4235,7 +4250,7 @@
         </w:trPr>
         <w:tc>
           <w:tcPr>
-            <w:tcW w:type="dxa" w:w="2409"/>
+            <w:tcW w:type="dxa" w:w="2901"/>
             <w:tcBorders>
               <w:top w:val="single" w:color="A6A6A6" w:sz="4"/>
               <w:left w:val="single" w:color="A6A6A6" w:sz="4"/>
@@ -4266,7 +4281,7 @@
         </w:tc>
         <w:tc>
           <w:tcPr>
-            <w:tcW w:type="dxa" w:w="2007"/>
+            <w:tcW w:type="dxa" w:w="1159"/>
             <w:tcBorders>
               <w:top w:val="single" w:color="A6A6A6" w:sz="4"/>
               <w:left w:val="single" w:color="A6A6A6" w:sz="4"/>
@@ -4297,7 +4312,7 @@
         </w:tc>
         <w:tc>
           <w:tcPr>
-            <w:tcW w:type="dxa" w:w="5222"/>
+            <w:tcW w:type="dxa" w:w="5578"/>
             <w:tcBorders>
               <w:top w:val="single" w:color="A6A6A6" w:sz="4"/>
               <w:left w:val="single" w:color="A6A6A6" w:sz="4"/>
@@ -4323,11 +4338,212 @@
                 <w:szCs w:val="19"/>
               </w:rPr>
               <w:t xml:space="preserve">Diễn giải khi mua, diễn giải khi bán, mô tả.</w:t>
+            </w:r>
+          </w:p>
+        </w:tc>
+      </w:tr>
+      <w:tr>
+        <w:trPr>
+          <w:cantSplit/>
+        </w:trPr>
+        <w:tc>
+          <w:tcPr>
+            <w:tcW w:type="dxa" w:w="2901"/>
+            <w:tcBorders>
+              <w:top w:val="single" w:color="A6A6A6" w:sz="4"/>
+              <w:left w:val="single" w:color="A6A6A6" w:sz="4"/>
+              <w:bottom w:val="single" w:color="A6A6A6" w:sz="4"/>
+              <w:right w:val="single" w:color="A6A6A6" w:sz="4"/>
+            </w:tcBorders>
+            <w:tcMar>
+              <w:top w:type="dxa" w:w="60"/>
+              <w:left w:type="dxa" w:w="100"/>
+              <w:bottom w:type="dxa" w:w="60"/>
+              <w:right w:type="dxa" w:w="100"/>
+            </w:tcMar>
+            <w:vAlign w:val="top"/>
+          </w:tcPr>
+          <w:p>
+            <w:pPr>
+              <w:spacing w:after="20" w:line="270"/>
+            </w:pPr>
+            <w:r>
+              <w:rPr>
+                <w:rFonts w:ascii="Arial" w:cs="Arial" w:eastAsia="Arial" w:hAnsi="Arial"/>
+                <w:sz w:val="19"/>
+                <w:szCs w:val="19"/>
+              </w:rPr>
+              <w:t xml:space="preserve">minPrice</w:t>
+            </w:r>
+          </w:p>
+        </w:tc>
+        <w:tc>
+          <w:tcPr>
+            <w:tcW w:type="dxa" w:w="1159"/>
+            <w:tcBorders>
+              <w:top w:val="single" w:color="A6A6A6" w:sz="4"/>
+              <w:left w:val="single" w:color="A6A6A6" w:sz="4"/>
+              <w:bottom w:val="single" w:color="A6A6A6" w:sz="4"/>
+              <w:right w:val="single" w:color="A6A6A6" w:sz="4"/>
+            </w:tcBorders>
+            <w:tcMar>
+              <w:top w:type="dxa" w:w="60"/>
+              <w:left w:type="dxa" w:w="100"/>
+              <w:bottom w:type="dxa" w:w="60"/>
+              <w:right w:type="dxa" w:w="100"/>
+            </w:tcMar>
+            <w:vAlign w:val="top"/>
+          </w:tcPr>
+          <w:p>
+            <w:pPr>
+              <w:spacing w:after="20" w:line="270"/>
+            </w:pPr>
+            <w:r>
+              <w:rPr>
+                <w:rFonts w:ascii="Arial" w:cs="Arial" w:eastAsia="Arial" w:hAnsi="Arial"/>
+                <w:sz w:val="19"/>
+                <w:szCs w:val="19"/>
+              </w:rPr>
+              <w:t xml:space="preserve">Số (₫)</w:t>
+            </w:r>
+          </w:p>
+        </w:tc>
+        <w:tc>
+          <w:tcPr>
+            <w:tcW w:type="dxa" w:w="5578"/>
+            <w:tcBorders>
+              <w:top w:val="single" w:color="A6A6A6" w:sz="4"/>
+              <w:left w:val="single" w:color="A6A6A6" w:sz="4"/>
+              <w:bottom w:val="single" w:color="A6A6A6" w:sz="4"/>
+              <w:right w:val="single" w:color="A6A6A6" w:sz="4"/>
+            </w:tcBorders>
+            <w:tcMar>
+              <w:top w:type="dxa" w:w="60"/>
+              <w:left w:type="dxa" w:w="100"/>
+              <w:bottom w:type="dxa" w:w="60"/>
+              <w:right w:type="dxa" w:w="100"/>
+            </w:tcMar>
+            <w:vAlign w:val="top"/>
+          </w:tcPr>
+          <w:p>
+            <w:pPr>
+              <w:spacing w:after="20" w:line="270"/>
+            </w:pPr>
+            <w:r>
+              <w:rPr>
+                <w:rFonts w:ascii="Arial" w:cs="Arial" w:eastAsia="Arial" w:hAnsi="Arial"/>
+                <w:sz w:val="19"/>
+                <w:szCs w:val="19"/>
+              </w:rPr>
+              <w:t xml:space="preserve">Giá bán tối thiểu theo ĐVT chính, chưa thuế; 0 = không giới hạn.</w:t>
+            </w:r>
+          </w:p>
+        </w:tc>
+      </w:tr>
+      <w:tr>
+        <w:trPr>
+          <w:cantSplit/>
+        </w:trPr>
+        <w:tc>
+          <w:tcPr>
+            <w:tcW w:type="dxa" w:w="2901"/>
+            <w:tcBorders>
+              <w:top w:val="single" w:color="A6A6A6" w:sz="4"/>
+              <w:left w:val="single" w:color="A6A6A6" w:sz="4"/>
+              <w:bottom w:val="single" w:color="A6A6A6" w:sz="4"/>
+              <w:right w:val="single" w:color="A6A6A6" w:sz="4"/>
+            </w:tcBorders>
+            <w:tcMar>
+              <w:top w:type="dxa" w:w="60"/>
+              <w:left w:type="dxa" w:w="100"/>
+              <w:bottom w:type="dxa" w:w="60"/>
+              <w:right w:type="dxa" w:w="100"/>
+            </w:tcMar>
+            <w:vAlign w:val="top"/>
+          </w:tcPr>
+          <w:p>
+            <w:pPr>
+              <w:spacing w:after="20" w:line="270"/>
+            </w:pPr>
+            <w:r>
+              <w:rPr>
+                <w:rFonts w:ascii="Arial" w:cs="Arial" w:eastAsia="Arial" w:hAnsi="Arial"/>
+                <w:sz w:val="19"/>
+                <w:szCs w:val="19"/>
+              </w:rPr>
+              <w:t xml:space="preserve">avgCost</w:t>
+            </w:r>
+          </w:p>
+        </w:tc>
+        <w:tc>
+          <w:tcPr>
+            <w:tcW w:type="dxa" w:w="1159"/>
+            <w:tcBorders>
+              <w:top w:val="single" w:color="A6A6A6" w:sz="4"/>
+              <w:left w:val="single" w:color="A6A6A6" w:sz="4"/>
+              <w:bottom w:val="single" w:color="A6A6A6" w:sz="4"/>
+              <w:right w:val="single" w:color="A6A6A6" w:sz="4"/>
+            </w:tcBorders>
+            <w:tcMar>
+              <w:top w:type="dxa" w:w="60"/>
+              <w:left w:type="dxa" w:w="100"/>
+              <w:bottom w:type="dxa" w:w="60"/>
+              <w:right w:type="dxa" w:w="100"/>
+            </w:tcMar>
+            <w:vAlign w:val="top"/>
+          </w:tcPr>
+          <w:p>
+            <w:pPr>
+              <w:spacing w:after="20" w:line="270"/>
+            </w:pPr>
+            <w:r>
+              <w:rPr>
+                <w:rFonts w:ascii="Arial" w:cs="Arial" w:eastAsia="Arial" w:hAnsi="Arial"/>
+                <w:sz w:val="19"/>
+                <w:szCs w:val="19"/>
+              </w:rPr>
+              <w:t xml:space="preserve">Số (₫)</w:t>
+            </w:r>
+          </w:p>
+        </w:tc>
+        <w:tc>
+          <w:tcPr>
+            <w:tcW w:type="dxa" w:w="5578"/>
+            <w:tcBorders>
+              <w:top w:val="single" w:color="A6A6A6" w:sz="4"/>
+              <w:left w:val="single" w:color="A6A6A6" w:sz="4"/>
+              <w:bottom w:val="single" w:color="A6A6A6" w:sz="4"/>
+              <w:right w:val="single" w:color="A6A6A6" w:sz="4"/>
+            </w:tcBorders>
+            <w:tcMar>
+              <w:top w:type="dxa" w:w="60"/>
+              <w:left w:type="dxa" w:w="100"/>
+              <w:bottom w:type="dxa" w:w="60"/>
+              <w:right w:type="dxa" w:w="100"/>
+            </w:tcMar>
+            <w:vAlign w:val="top"/>
+          </w:tcPr>
+          <w:p>
+            <w:pPr>
+              <w:spacing w:after="20" w:line="270"/>
+            </w:pPr>
+            <w:r>
+              <w:rPr>
+                <w:rFonts w:ascii="Arial" w:cs="Arial" w:eastAsia="Arial" w:hAnsi="Arial"/>
+                <w:sz w:val="19"/>
+                <w:szCs w:val="19"/>
+              </w:rPr>
+              <w:t xml:space="preserve">Giá vốn bình quân hiện tại (máy chủ giữ, chỉ gửi cho người được xem giá vốn).</w:t>
             </w:r>
           </w:p>
         </w:tc>
       </w:tr>
     </w:tbl>
+    <w:p>
+      <w:pPr>
+        <w:spacing w:after="60"/>
+      </w:pPr>
+    </w:p>
     <w:p>
       <w:pPr>
         <w:pStyle w:val="Heading1"/>
@@ -4359,8 +4575,8 @@
         </w:tblBorders>
       </w:tblPr>
       <w:tblGrid>
-        <w:gridCol w:w="2610"/>
-        <w:gridCol w:w="7028"/>
+        <w:gridCol w:w="3737"/>
+        <w:gridCol w:w="5901"/>
       </w:tblGrid>
       <w:tr>
         <w:trPr>
@@ -4369,7 +4585,7 @@
         </w:trPr>
         <w:tc>
           <w:tcPr>
-            <w:tcW w:type="dxa" w:w="2610"/>
+            <w:tcW w:type="dxa" w:w="3737"/>
             <w:tcBorders>
               <w:top w:val="single" w:color="A6A6A6" w:sz="4"/>
               <w:left w:val="single" w:color="A6A6A6" w:sz="4"/>
@@ -4403,7 +4619,7 @@
         </w:tc>
         <w:tc>
           <w:tcPr>
-            <w:tcW w:type="dxa" w:w="7028"/>
+            <w:tcW w:type="dxa" w:w="5901"/>
             <w:tcBorders>
               <w:top w:val="single" w:color="A6A6A6" w:sz="4"/>
               <w:left w:val="single" w:color="A6A6A6" w:sz="4"/>
@@ -4442,7 +4658,7 @@
         </w:trPr>
         <w:tc>
           <w:tcPr>
-            <w:tcW w:type="dxa" w:w="2610"/>
+            <w:tcW w:type="dxa" w:w="3737"/>
             <w:tcBorders>
               <w:top w:val="single" w:color="A6A6A6" w:sz="4"/>
               <w:left w:val="single" w:color="A6A6A6" w:sz="4"/>
@@ -4473,7 +4689,7 @@
         </w:tc>
         <w:tc>
           <w:tcPr>
-            <w:tcW w:type="dxa" w:w="7028"/>
+            <w:tcW w:type="dxa" w:w="5901"/>
             <w:tcBorders>
               <w:top w:val="single" w:color="A6A6A6" w:sz="4"/>
               <w:left w:val="single" w:color="A6A6A6" w:sz="4"/>
@@ -4509,7 +4725,7 @@
         </w:trPr>
         <w:tc>
           <w:tcPr>
-            <w:tcW w:type="dxa" w:w="2610"/>
+            <w:tcW w:type="dxa" w:w="3737"/>
             <w:tcBorders>
               <w:top w:val="single" w:color="A6A6A6" w:sz="4"/>
               <w:left w:val="single" w:color="A6A6A6" w:sz="4"/>
@@ -4540,7 +4756,7 @@
         </w:tc>
         <w:tc>
           <w:tcPr>
-            <w:tcW w:type="dxa" w:w="7028"/>
+            <w:tcW w:type="dxa" w:w="5901"/>
             <w:tcBorders>
               <w:top w:val="single" w:color="A6A6A6" w:sz="4"/>
               <w:left w:val="single" w:color="A6A6A6" w:sz="4"/>
@@ -4576,7 +4792,7 @@
         </w:trPr>
         <w:tc>
           <w:tcPr>
-            <w:tcW w:type="dxa" w:w="2610"/>
+            <w:tcW w:type="dxa" w:w="3737"/>
             <w:tcBorders>
               <w:top w:val="single" w:color="A6A6A6" w:sz="4"/>
               <w:left w:val="single" w:color="A6A6A6" w:sz="4"/>
@@ -4607,7 +4823,7 @@
         </w:tc>
         <w:tc>
           <w:tcPr>
-            <w:tcW w:type="dxa" w:w="7028"/>
+            <w:tcW w:type="dxa" w:w="5901"/>
             <w:tcBorders>
               <w:top w:val="single" w:color="A6A6A6" w:sz="4"/>
               <w:left w:val="single" w:color="A6A6A6" w:sz="4"/>
@@ -4643,7 +4859,7 @@
         </w:trPr>
         <w:tc>
           <w:tcPr>
-            <w:tcW w:type="dxa" w:w="2610"/>
+            <w:tcW w:type="dxa" w:w="3737"/>
             <w:tcBorders>
               <w:top w:val="single" w:color="A6A6A6" w:sz="4"/>
               <w:left w:val="single" w:color="A6A6A6" w:sz="4"/>
@@ -4674,7 +4890,7 @@
         </w:tc>
         <w:tc>
           <w:tcPr>
-            <w:tcW w:type="dxa" w:w="7028"/>
+            <w:tcW w:type="dxa" w:w="5901"/>
             <w:tcBorders>
               <w:top w:val="single" w:color="A6A6A6" w:sz="4"/>
               <w:left w:val="single" w:color="A6A6A6" w:sz="4"/>
@@ -4710,7 +4926,7 @@
         </w:trPr>
         <w:tc>
           <w:tcPr>
-            <w:tcW w:type="dxa" w:w="2610"/>
+            <w:tcW w:type="dxa" w:w="3737"/>
             <w:tcBorders>
               <w:top w:val="single" w:color="A6A6A6" w:sz="4"/>
               <w:left w:val="single" w:color="A6A6A6" w:sz="4"/>
@@ -4741,7 +4957,7 @@
         </w:tc>
         <w:tc>
           <w:tcPr>
-            <w:tcW w:type="dxa" w:w="7028"/>
+            <w:tcW w:type="dxa" w:w="5901"/>
             <w:tcBorders>
               <w:top w:val="single" w:color="A6A6A6" w:sz="4"/>
               <w:left w:val="single" w:color="A6A6A6" w:sz="4"/>
@@ -4767,11 +4983,150 @@
                 <w:szCs w:val="19"/>
               </w:rPr>
               <w:t xml:space="preserve">Danh mục hàng theo NCC (mã theo NCC, giá mua).</w:t>
+            </w:r>
+          </w:p>
+        </w:tc>
+      </w:tr>
+      <w:tr>
+        <w:trPr>
+          <w:cantSplit/>
+        </w:trPr>
+        <w:tc>
+          <w:tcPr>
+            <w:tcW w:type="dxa" w:w="3737"/>
+            <w:tcBorders>
+              <w:top w:val="single" w:color="A6A6A6" w:sz="4"/>
+              <w:left w:val="single" w:color="A6A6A6" w:sz="4"/>
+              <w:bottom w:val="single" w:color="A6A6A6" w:sz="4"/>
+              <w:right w:val="single" w:color="A6A6A6" w:sz="4"/>
+            </w:tcBorders>
+            <w:tcMar>
+              <w:top w:type="dxa" w:w="60"/>
+              <w:left w:type="dxa" w:w="100"/>
+              <w:bottom w:type="dxa" w:w="60"/>
+              <w:right w:type="dxa" w:w="100"/>
+            </w:tcMar>
+            <w:vAlign w:val="top"/>
+          </w:tcPr>
+          <w:p>
+            <w:pPr>
+              <w:spacing w:after="20" w:line="270"/>
+            </w:pPr>
+            <w:r>
+              <w:rPr>
+                <w:rFonts w:ascii="Arial" w:cs="Arial" w:eastAsia="Arial" w:hAnsi="Arial"/>
+                <w:sz w:val="19"/>
+                <w:szCs w:val="19"/>
+              </w:rPr>
+              <w:t xml:space="preserve">Bảng giá (ATL-29), Khuyến mãi (ATL-30)</w:t>
+            </w:r>
+          </w:p>
+        </w:tc>
+        <w:tc>
+          <w:tcPr>
+            <w:tcW w:type="dxa" w:w="5901"/>
+            <w:tcBorders>
+              <w:top w:val="single" w:color="A6A6A6" w:sz="4"/>
+              <w:left w:val="single" w:color="A6A6A6" w:sz="4"/>
+              <w:bottom w:val="single" w:color="A6A6A6" w:sz="4"/>
+              <w:right w:val="single" w:color="A6A6A6" w:sz="4"/>
+            </w:tcBorders>
+            <w:tcMar>
+              <w:top w:type="dxa" w:w="60"/>
+              <w:left w:type="dxa" w:w="100"/>
+              <w:bottom w:type="dxa" w:w="60"/>
+              <w:right w:type="dxa" w:w="100"/>
+            </w:tcMar>
+            <w:vAlign w:val="top"/>
+          </w:tcPr>
+          <w:p>
+            <w:pPr>
+              <w:spacing w:after="20" w:line="270"/>
+            </w:pPr>
+            <w:r>
+              <w:rPr>
+                <w:rFonts w:ascii="Arial" w:cs="Arial" w:eastAsia="Arial" w:hAnsi="Arial"/>
+                <w:sz w:val="19"/>
+                <w:szCs w:val="19"/>
+              </w:rPr>
+              <w:t xml:space="preserve">Giá riêng theo khách và chương trình giảm giá theo mặt hàng.</w:t>
+            </w:r>
+          </w:p>
+        </w:tc>
+      </w:tr>
+      <w:tr>
+        <w:trPr>
+          <w:cantSplit/>
+        </w:trPr>
+        <w:tc>
+          <w:tcPr>
+            <w:tcW w:type="dxa" w:w="3737"/>
+            <w:tcBorders>
+              <w:top w:val="single" w:color="A6A6A6" w:sz="4"/>
+              <w:left w:val="single" w:color="A6A6A6" w:sz="4"/>
+              <w:bottom w:val="single" w:color="A6A6A6" w:sz="4"/>
+              <w:right w:val="single" w:color="A6A6A6" w:sz="4"/>
+            </w:tcBorders>
+            <w:tcMar>
+              <w:top w:type="dxa" w:w="60"/>
+              <w:left w:type="dxa" w:w="100"/>
+              <w:bottom w:type="dxa" w:w="60"/>
+              <w:right w:type="dxa" w:w="100"/>
+            </w:tcMar>
+            <w:vAlign w:val="top"/>
+          </w:tcPr>
+          <w:p>
+            <w:pPr>
+              <w:spacing w:after="20" w:line="270"/>
+            </w:pPr>
+            <w:r>
+              <w:rPr>
+                <w:rFonts w:ascii="Arial" w:cs="Arial" w:eastAsia="Arial" w:hAnsi="Arial"/>
+                <w:sz w:val="19"/>
+                <w:szCs w:val="19"/>
+              </w:rPr>
+              <w:t xml:space="preserve">Nhóm hàng (ATL-33)</w:t>
+            </w:r>
+          </w:p>
+        </w:tc>
+        <w:tc>
+          <w:tcPr>
+            <w:tcW w:type="dxa" w:w="5901"/>
+            <w:tcBorders>
+              <w:top w:val="single" w:color="A6A6A6" w:sz="4"/>
+              <w:left w:val="single" w:color="A6A6A6" w:sz="4"/>
+              <w:bottom w:val="single" w:color="A6A6A6" w:sz="4"/>
+              <w:right w:val="single" w:color="A6A6A6" w:sz="4"/>
+            </w:tcBorders>
+            <w:tcMar>
+              <w:top w:type="dxa" w:w="60"/>
+              <w:left w:type="dxa" w:w="100"/>
+              <w:bottom w:type="dxa" w:w="60"/>
+              <w:right w:type="dxa" w:w="100"/>
+            </w:tcMar>
+            <w:vAlign w:val="top"/>
+          </w:tcPr>
+          <w:p>
+            <w:pPr>
+              <w:spacing w:after="20" w:line="270"/>
+            </w:pPr>
+            <w:r>
+              <w:rPr>
+                <w:rFonts w:ascii="Arial" w:cs="Arial" w:eastAsia="Arial" w:hAnsi="Arial"/>
+                <w:sz w:val="19"/>
+                <w:szCs w:val="19"/>
+              </w:rPr>
+              <w:t xml:space="preserve">Phân nhóm mặt hàng để lọc và báo cáo.</w:t>
             </w:r>
           </w:p>
         </w:tc>
       </w:tr>
     </w:tbl>
+    <w:p>
+      <w:pPr>
+        <w:spacing w:after="60"/>
+      </w:pPr>
+    </w:p>
     <w:p>
       <w:pPr>
         <w:pStyle w:val="Heading1"/>
@@ -4803,8 +5158,8 @@
         </w:tblBorders>
       </w:tblPr>
       <w:tblGrid>
-        <w:gridCol w:w="3614"/>
-        <w:gridCol w:w="6024"/>
+        <w:gridCol w:w="2855"/>
+        <w:gridCol w:w="6783"/>
       </w:tblGrid>
       <w:tr>
         <w:trPr>
@@ -4813,7 +5168,7 @@
         </w:trPr>
         <w:tc>
           <w:tcPr>
-            <w:tcW w:type="dxa" w:w="3614"/>
+            <w:tcW w:type="dxa" w:w="2855"/>
             <w:tcBorders>
               <w:top w:val="single" w:color="A6A6A6" w:sz="4"/>
               <w:left w:val="single" w:color="A6A6A6" w:sz="4"/>
@@ -4847,7 +5202,7 @@
         </w:tc>
         <w:tc>
           <w:tcPr>
-            <w:tcW w:type="dxa" w:w="6024"/>
+            <w:tcW w:type="dxa" w:w="6783"/>
             <w:tcBorders>
               <w:top w:val="single" w:color="A6A6A6" w:sz="4"/>
               <w:left w:val="single" w:color="A6A6A6" w:sz="4"/>
@@ -4886,7 +5241,7 @@
         </w:trPr>
         <w:tc>
           <w:tcPr>
-            <w:tcW w:type="dxa" w:w="3614"/>
+            <w:tcW w:type="dxa" w:w="2855"/>
             <w:tcBorders>
               <w:top w:val="single" w:color="A6A6A6" w:sz="4"/>
               <w:left w:val="single" w:color="A6A6A6" w:sz="4"/>
@@ -4917,7 +5272,7 @@
         </w:tc>
         <w:tc>
           <w:tcPr>
-            <w:tcW w:type="dxa" w:w="6024"/>
+            <w:tcW w:type="dxa" w:w="6783"/>
             <w:tcBorders>
               <w:top w:val="single" w:color="A6A6A6" w:sz="4"/>
               <w:left w:val="single" w:color="A6A6A6" w:sz="4"/>
@@ -4953,7 +5308,7 @@
         </w:trPr>
         <w:tc>
           <w:tcPr>
-            <w:tcW w:type="dxa" w:w="3614"/>
+            <w:tcW w:type="dxa" w:w="2855"/>
             <w:tcBorders>
               <w:top w:val="single" w:color="A6A6A6" w:sz="4"/>
               <w:left w:val="single" w:color="A6A6A6" w:sz="4"/>
@@ -4984,7 +5339,7 @@
         </w:tc>
         <w:tc>
           <w:tcPr>
-            <w:tcW w:type="dxa" w:w="6024"/>
+            <w:tcW w:type="dxa" w:w="6783"/>
             <w:tcBorders>
               <w:top w:val="single" w:color="A6A6A6" w:sz="4"/>
               <w:left w:val="single" w:color="A6A6A6" w:sz="4"/>
@@ -5010,11 +5365,150 @@
                 <w:szCs w:val="19"/>
               </w:rPr>
               <w:t xml:space="preserve">Liệt kê dòng lỗi, vẫn nhập các dòng hợp lệ (trừ định mức lỗi bỏ cả thành phẩm).</w:t>
+            </w:r>
+          </w:p>
+        </w:tc>
+      </w:tr>
+      <w:tr>
+        <w:trPr>
+          <w:cantSplit/>
+        </w:trPr>
+        <w:tc>
+          <w:tcPr>
+            <w:tcW w:type="dxa" w:w="2855"/>
+            <w:tcBorders>
+              <w:top w:val="single" w:color="A6A6A6" w:sz="4"/>
+              <w:left w:val="single" w:color="A6A6A6" w:sz="4"/>
+              <w:bottom w:val="single" w:color="A6A6A6" w:sz="4"/>
+              <w:right w:val="single" w:color="A6A6A6" w:sz="4"/>
+            </w:tcBorders>
+            <w:tcMar>
+              <w:top w:type="dxa" w:w="60"/>
+              <w:left w:type="dxa" w:w="100"/>
+              <w:bottom w:type="dxa" w:w="60"/>
+              <w:right w:type="dxa" w:w="100"/>
+            </w:tcMar>
+            <w:vAlign w:val="top"/>
+          </w:tcPr>
+          <w:p>
+            <w:pPr>
+              <w:spacing w:after="20" w:line="270"/>
+            </w:pPr>
+            <w:r>
+              <w:rPr>
+                <w:rFonts w:ascii="Arial" w:cs="Arial" w:eastAsia="Arial" w:hAnsi="Arial"/>
+                <w:sz w:val="19"/>
+                <w:szCs w:val="19"/>
+              </w:rPr>
+              <w:t xml:space="preserve">Giá bán thấp hơn giá tối thiểu</w:t>
+            </w:r>
+          </w:p>
+        </w:tc>
+        <w:tc>
+          <w:tcPr>
+            <w:tcW w:type="dxa" w:w="6783"/>
+            <w:tcBorders>
+              <w:top w:val="single" w:color="A6A6A6" w:sz="4"/>
+              <w:left w:val="single" w:color="A6A6A6" w:sz="4"/>
+              <w:bottom w:val="single" w:color="A6A6A6" w:sz="4"/>
+              <w:right w:val="single" w:color="A6A6A6" w:sz="4"/>
+            </w:tcBorders>
+            <w:tcMar>
+              <w:top w:type="dxa" w:w="60"/>
+              <w:left w:type="dxa" w:w="100"/>
+              <w:bottom w:type="dxa" w:w="60"/>
+              <w:right w:type="dxa" w:w="100"/>
+            </w:tcMar>
+            <w:vAlign w:val="top"/>
+          </w:tcPr>
+          <w:p>
+            <w:pPr>
+              <w:spacing w:after="20" w:line="270"/>
+            </w:pPr>
+            <w:r>
+              <w:rPr>
+                <w:rFonts w:ascii="Arial" w:cs="Arial" w:eastAsia="Arial" w:hAnsi="Arial"/>
+                <w:sz w:val="19"/>
+                <w:szCs w:val="19"/>
+              </w:rPr>
+              <w:t xml:space="preserve">Form cảnh báo tại ô giá; đơn bán / báo giá dưới giá sàn bị chặn với người không có quyền.</w:t>
+            </w:r>
+          </w:p>
+        </w:tc>
+      </w:tr>
+      <w:tr>
+        <w:trPr>
+          <w:cantSplit/>
+        </w:trPr>
+        <w:tc>
+          <w:tcPr>
+            <w:tcW w:type="dxa" w:w="2855"/>
+            <w:tcBorders>
+              <w:top w:val="single" w:color="A6A6A6" w:sz="4"/>
+              <w:left w:val="single" w:color="A6A6A6" w:sz="4"/>
+              <w:bottom w:val="single" w:color="A6A6A6" w:sz="4"/>
+              <w:right w:val="single" w:color="A6A6A6" w:sz="4"/>
+            </w:tcBorders>
+            <w:tcMar>
+              <w:top w:type="dxa" w:w="60"/>
+              <w:left w:type="dxa" w:w="100"/>
+              <w:bottom w:type="dxa" w:w="60"/>
+              <w:right w:type="dxa" w:w="100"/>
+            </w:tcMar>
+            <w:vAlign w:val="top"/>
+          </w:tcPr>
+          <w:p>
+            <w:pPr>
+              <w:spacing w:after="20" w:line="270"/>
+            </w:pPr>
+            <w:r>
+              <w:rPr>
+                <w:rFonts w:ascii="Arial" w:cs="Arial" w:eastAsia="Arial" w:hAnsi="Arial"/>
+                <w:sz w:val="19"/>
+                <w:szCs w:val="19"/>
+              </w:rPr>
+              <w:t xml:space="preserve">Mở đường dẫn cũ /hang-hoa/&lt;id&gt;</w:t>
+            </w:r>
+          </w:p>
+        </w:tc>
+        <w:tc>
+          <w:tcPr>
+            <w:tcW w:type="dxa" w:w="6783"/>
+            <w:tcBorders>
+              <w:top w:val="single" w:color="A6A6A6" w:sz="4"/>
+              <w:left w:val="single" w:color="A6A6A6" w:sz="4"/>
+              <w:bottom w:val="single" w:color="A6A6A6" w:sz="4"/>
+              <w:right w:val="single" w:color="A6A6A6" w:sz="4"/>
+            </w:tcBorders>
+            <w:tcMar>
+              <w:top w:type="dxa" w:w="60"/>
+              <w:left w:type="dxa" w:w="100"/>
+              <w:bottom w:type="dxa" w:w="60"/>
+              <w:right w:type="dxa" w:w="100"/>
+            </w:tcMar>
+            <w:vAlign w:val="top"/>
+          </w:tcPr>
+          <w:p>
+            <w:pPr>
+              <w:spacing w:after="20" w:line="270"/>
+            </w:pPr>
+            <w:r>
+              <w:rPr>
+                <w:rFonts w:ascii="Arial" w:cs="Arial" w:eastAsia="Arial" w:hAnsi="Arial"/>
+                <w:sz w:val="19"/>
+                <w:szCs w:val="19"/>
+              </w:rPr>
+              <w:t xml:space="preserve">Tự chuyển sang /hang-hoa/&lt;mã&gt;.</w:t>
             </w:r>
           </w:p>
         </w:tc>
       </w:tr>
     </w:tbl>
+    <w:p>
+      <w:pPr>
+        <w:spacing w:after="60"/>
+      </w:pPr>
+    </w:p>
     <w:p>
       <w:pPr>
         <w:pStyle w:val="Heading1"/>
@@ -5038,7 +5532,7 @@
         <w:pStyle w:val="ListParagraph"/>
         <w:numPr>
           <w:ilvl w:val="0"/>
-          <w:numId w:val="2"/>
+          <w:numId w:val="1"/>
         </w:numPr>
         <w:spacing w:after="60" w:line="290"/>
       </w:pPr>
@@ -5048,7 +5542,7 @@
           <w:sz w:val="21"/>
           <w:szCs w:val="21"/>
         </w:rPr>
-        <w:t xml:space="preserve">Mẫu Excel nhập của hệ thống tham chiếu chưa quan sát được nên bố cục cột theo form; xuất và nhập dùng chung bố cục.</w:t>
+        <w:t xml:space="preserve">Bố cục cột Excel theo form; xuất và nhập dùng chung bố cục. Mỗi lần nhập thật ghi một dòng nhật ký tổng, từng mặt hàng ghi như sửa trên form.</w:t>
       </w:r>
     </w:p>
     <w:p>
@@ -5056,7 +5550,25 @@
         <w:pStyle w:val="ListParagraph"/>
         <w:numPr>
           <w:ilvl w:val="0"/>
-          <w:numId w:val="2"/>
+          <w:numId w:val="1"/>
+        </w:numPr>
+        <w:spacing w:after="60" w:line="290"/>
+      </w:pPr>
+      <w:r>
+        <w:rPr>
+          <w:rFonts w:ascii="Arial" w:cs="Arial" w:eastAsia="Arial" w:hAnsi="Arial"/>
+          <w:sz w:val="21"/>
+          <w:szCs w:val="21"/>
+        </w:rPr>
+        <w:t xml:space="preserve">Ảnh hàng hoá đang lưu trong cơ sở dữ liệu (data URL); chưa chuyển sang lưu trữ đối tượng.</w:t>
+      </w:r>
+    </w:p>
+    <w:p>
+      <w:pPr>
+        <w:pStyle w:val="ListParagraph"/>
+        <w:numPr>
+          <w:ilvl w:val="0"/>
+          <w:numId w:val="1"/>
         </w:numPr>
         <w:spacing w:after="60" w:line="290"/>
       </w:pPr>
@@ -5074,7 +5586,7 @@
         <w:pStyle w:val="ListParagraph"/>
         <w:numPr>
           <w:ilvl w:val="0"/>
-          <w:numId w:val="2"/>
+          <w:numId w:val="1"/>
         </w:numPr>
         <w:spacing w:after="60" w:line="290"/>
       </w:pPr>
@@ -5155,7 +5667,7 @@
 </file>
 
 <file path=word/footer1.xml><?xml version="1.0" encoding="utf-8"?>
-<w:ftr xmlns:wpc="http://schemas.microsoft.com/office/word/2010/wordprocessingCanvas" xmlns:mc="http://schemas.openxmlformats.org/markup-compatibility/2006" xmlns:o="urn:schemas-microsoft-com:office:office" xmlns:r="http://schemas.openxmlformats.org/officeDocument/2006/relationships" xmlns:m="http://schemas.openxmlformats.org/officeDocument/2006/math" xmlns:v="urn:schemas-microsoft-com:vml" xmlns:wp14="http://schemas.microsoft.com/office/word/2010/wordprocessingDrawing" xmlns:wp="http://schemas.openxmlformats.org/drawingml/2006/wordprocessingDrawing" xmlns:w10="urn:schemas-microsoft-com:office:word" xmlns:w="http://schemas.openxmlformats.org/wordprocessingml/2006/main" xmlns:w14="http://schemas.microsoft.com/office/word/2010/wordml" xmlns:w15="http://schemas.microsoft.com/office/word/2012/wordml" xmlns:wpg="http://schemas.microsoft.com/office/word/2010/wordprocessingGroup" xmlns:wpi="http://schemas.microsoft.com/office/word/2010/wordprocessingInk" xmlns:wne="http://schemas.microsoft.com/office/word/2006/wordml" xmlns:wps="http://schemas.microsoft.com/office/word/2010/wordprocessingShape">
+<w:ftr xmlns:r="http://schemas.openxmlformats.org/officeDocument/2006/relationships" xmlns:w="http://schemas.openxmlformats.org/wordprocessingml/2006/main">
   <w:p>
     <w:pPr>
       <w:jc w:val="center"/>
@@ -5195,6 +5707,15 @@
         <w:szCs w:val="17"/>
       </w:rPr>
       <w:fldChar w:fldCharType="separate"/>
+    </w:r>
+    <w:r>
+      <w:rPr>
+        <w:rFonts w:ascii="Arial" w:cs="Arial" w:eastAsia="Arial" w:hAnsi="Arial"/>
+        <w:color w:val="7F7F7F"/>
+        <w:sz w:val="17"/>
+        <w:szCs w:val="17"/>
+      </w:rPr>
+      <w:t>1</w:t>
     </w:r>
     <w:r>
       <w:rPr>
@@ -5248,6 +5769,15 @@
         <w:sz w:val="17"/>
         <w:szCs w:val="17"/>
       </w:rPr>
+      <w:t>1</w:t>
+    </w:r>
+    <w:r>
+      <w:rPr>
+        <w:rFonts w:ascii="Arial" w:cs="Arial" w:eastAsia="Arial" w:hAnsi="Arial"/>
+        <w:color w:val="7F7F7F"/>
+        <w:sz w:val="17"/>
+        <w:szCs w:val="17"/>
+      </w:rPr>
       <w:fldChar w:fldCharType="end"/>
     </w:r>
   </w:p>
@@ -5292,7 +5822,7 @@
 </file>
 
 <file path=word/header1.xml><?xml version="1.0" encoding="utf-8"?>
-<w:hdr xmlns:wpc="http://schemas.microsoft.com/office/word/2010/wordprocessingCanvas" xmlns:mc="http://schemas.openxmlformats.org/markup-compatibility/2006" xmlns:o="urn:schemas-microsoft-com:office:office" xmlns:r="http://schemas.openxmlformats.org/officeDocument/2006/relationships" xmlns:m="http://schemas.openxmlformats.org/officeDocument/2006/math" xmlns:v="urn:schemas-microsoft-com:vml" xmlns:wp14="http://schemas.microsoft.com/office/word/2010/wordprocessingDrawing" xmlns:wp="http://schemas.openxmlformats.org/drawingml/2006/wordprocessingDrawing" xmlns:w10="urn:schemas-microsoft-com:office:word" xmlns:w="http://schemas.openxmlformats.org/wordprocessingml/2006/main" xmlns:w14="http://schemas.microsoft.com/office/word/2010/wordml" xmlns:w15="http://schemas.microsoft.com/office/word/2012/wordml" xmlns:wpg="http://schemas.microsoft.com/office/word/2010/wordprocessingGroup" xmlns:wpi="http://schemas.microsoft.com/office/word/2010/wordprocessingInk" xmlns:wne="http://schemas.microsoft.com/office/word/2006/wordml" xmlns:wps="http://schemas.microsoft.com/office/word/2010/wordprocessingShape" xmlns:cx="http://schemas.microsoft.com/office/drawing/2014/chartex" xmlns:cx1="http://schemas.microsoft.com/office/drawing/2015/9/8/chartex" xmlns:cx2="http://schemas.microsoft.com/office/drawing/2015/10/21/chartex" xmlns:cx3="http://schemas.microsoft.com/office/drawing/2016/5/9/chartex" xmlns:cx4="http://schemas.microsoft.com/office/drawing/2016/5/10/chartex" xmlns:cx5="http://schemas.microsoft.com/office/drawing/2016/5/11/chartex" xmlns:cx6="http://schemas.microsoft.com/office/drawing/2016/5/12/chartex" xmlns:cx7="http://schemas.microsoft.com/office/drawing/2016/5/13/chartex" xmlns:cx8="http://schemas.microsoft.com/office/drawing/2016/5/14/chartex" xmlns:w16cid="http://schemas.microsoft.com/office/word/2016/wordml/cid" xmlns:w16se="http://schemas.microsoft.com/office/word/2015/wordml/symex">
+<w:hdr xmlns:r="http://schemas.openxmlformats.org/officeDocument/2006/relationships" xmlns:w="http://schemas.openxmlformats.org/wordprocessingml/2006/main">
   <w:p>
     <w:pPr>
       <w:pBdr>
@@ -5318,101 +5848,18 @@
         <w:sz w:val="17"/>
         <w:szCs w:val="17"/>
       </w:rPr>
-      <w:t xml:space="preserve">	ATL-04 · Hàng hoá &amp; định mức</w:t>
+      <w:tab/>
+      <w:t xml:space="preserve">ATL-04 · Hàng hoá &amp; định mức</w:t>
     </w:r>
   </w:p>
 </w:hdr>
 </file>
 
 <file path=word/numbering.xml><?xml version="1.0" encoding="utf-8"?>
-<w:numbering xmlns:wpc="http://schemas.microsoft.com/office/word/2010/wordprocessingCanvas" xmlns:mc="http://schemas.openxmlformats.org/markup-compatibility/2006" xmlns:o="urn:schemas-microsoft-com:office:office" xmlns:r="http://schemas.openxmlformats.org/officeDocument/2006/relationships" xmlns:m="http://schemas.openxmlformats.org/officeDocument/2006/math" xmlns:v="urn:schemas-microsoft-com:vml" xmlns:wp14="http://schemas.microsoft.com/office/word/2010/wordprocessingDrawing" xmlns:wp="http://schemas.openxmlformats.org/drawingml/2006/wordprocessingDrawing" xmlns:w10="urn:schemas-microsoft-com:office:word" xmlns:w="http://schemas.openxmlformats.org/wordprocessingml/2006/main" xmlns:w14="http://schemas.microsoft.com/office/word/2010/wordml" xmlns:w15="http://schemas.microsoft.com/office/word/2012/wordml" xmlns:wpg="http://schemas.microsoft.com/office/word/2010/wordprocessingGroup" xmlns:wpi="http://schemas.microsoft.com/office/word/2010/wordprocessingInk" xmlns:wne="http://schemas.microsoft.com/office/word/2006/wordml" xmlns:wps="http://schemas.microsoft.com/office/word/2010/wordprocessingShape" mc:Ignorable="w14 w15 wp14">
-  <w:abstractNum w:abstractNumId="1" w15:restartNumberingAfterBreak="0">
-    <w:multiLevelType w:val="hybridMultilevel"/>
-    <w:lvl w:ilvl="0" w:tentative="1">
-      <w:start w:val="1"/>
-      <w:numFmt w:val="bullet"/>
-      <w:lvlText w:val="●"/>
-      <w:lvlJc w:val="left"/>
-      <w:pPr>
-        <w:ind w:left="720" w:hanging="360"/>
-      </w:pPr>
-    </w:lvl>
-    <w:lvl w:ilvl="1" w:tentative="1">
-      <w:start w:val="1"/>
-      <w:numFmt w:val="bullet"/>
-      <w:lvlText w:val="○"/>
-      <w:lvlJc w:val="left"/>
-      <w:pPr>
-        <w:ind w:left="1440" w:hanging="360"/>
-      </w:pPr>
-    </w:lvl>
-    <w:lvl w:ilvl="2" w:tentative="1">
-      <w:start w:val="1"/>
-      <w:numFmt w:val="bullet"/>
-      <w:lvlText w:val="■"/>
-      <w:lvlJc w:val="left"/>
-      <w:pPr>
-        <w:ind w:left="2160" w:hanging="360"/>
-      </w:pPr>
-    </w:lvl>
-    <w:lvl w:ilvl="3" w:tentative="1">
-      <w:start w:val="1"/>
-      <w:numFmt w:val="bullet"/>
-      <w:lvlText w:val="●"/>
-      <w:lvlJc w:val="left"/>
-      <w:pPr>
-        <w:ind w:left="2880" w:hanging="360"/>
-      </w:pPr>
-    </w:lvl>
-    <w:lvl w:ilvl="4" w:tentative="1">
-      <w:start w:val="1"/>
-      <w:numFmt w:val="bullet"/>
-      <w:lvlText w:val="○"/>
-      <w:lvlJc w:val="left"/>
-      <w:pPr>
-        <w:ind w:left="3600" w:hanging="360"/>
-      </w:pPr>
-    </w:lvl>
-    <w:lvl w:ilvl="5" w:tentative="1">
-      <w:start w:val="1"/>
-      <w:numFmt w:val="bullet"/>
-      <w:lvlText w:val="■"/>
-      <w:lvlJc w:val="left"/>
-      <w:pPr>
-        <w:ind w:left="4320" w:hanging="360"/>
-      </w:pPr>
-    </w:lvl>
-    <w:lvl w:ilvl="6" w:tentative="1">
-      <w:start w:val="1"/>
-      <w:numFmt w:val="bullet"/>
-      <w:lvlText w:val="●"/>
-      <w:lvlJc w:val="left"/>
-      <w:pPr>
-        <w:ind w:left="5040" w:hanging="360"/>
-      </w:pPr>
-    </w:lvl>
-    <w:lvl w:ilvl="7" w:tentative="1">
-      <w:start w:val="1"/>
-      <w:numFmt w:val="bullet"/>
-      <w:lvlText w:val="●"/>
-      <w:lvlJc w:val="left"/>
-      <w:pPr>
-        <w:ind w:left="5760" w:hanging="360"/>
-      </w:pPr>
-    </w:lvl>
-    <w:lvl w:ilvl="8" w:tentative="1">
-      <w:start w:val="1"/>
-      <w:numFmt w:val="bullet"/>
-      <w:lvlText w:val="●"/>
-      <w:lvlJc w:val="left"/>
-      <w:pPr>
-        <w:ind w:left="6480" w:hanging="360"/>
-      </w:pPr>
-    </w:lvl>
-  </w:abstractNum>
-  <w:abstractNum w:abstractNumId="2" w15:restartNumberingAfterBreak="0">
-    <w:multiLevelType w:val="hybridMultilevel"/>
-    <w:lvl w:ilvl="0" w:tentative="1">
+<w:numbering xmlns:r="http://schemas.openxmlformats.org/officeDocument/2006/relationships" xmlns:w="http://schemas.openxmlformats.org/wordprocessingml/2006/main">
+  <w:abstractNum w:abstractNumId="1">
+    <w:multiLevelType w:val="singleLevel"/>
+    <w:lvl w:ilvl="0">
       <w:start w:val="1"/>
       <w:numFmt w:val="bullet"/>
       <w:lvlText w:val="•"/>
@@ -5422,9 +5869,9 @@
       </w:pPr>
     </w:lvl>
   </w:abstractNum>
-  <w:abstractNum w:abstractNumId="3" w15:restartNumberingAfterBreak="0">
-    <w:multiLevelType w:val="hybridMultilevel"/>
-    <w:lvl w:ilvl="0" w:tentative="1">
+  <w:abstractNum w:abstractNumId="2">
+    <w:multiLevelType w:val="singleLevel"/>
+    <w:lvl w:ilvl="0">
       <w:start w:val="1"/>
       <w:numFmt w:val="decimal"/>
       <w:lvlText w:val="%1."/>
@@ -5436,18 +5883,9 @@
   </w:abstractNum>
   <w:num w:numId="1">
     <w:abstractNumId w:val="1"/>
-    <w:lvlOverride w:ilvl="0">
-      <w:startOverride w:val="1"/>
-    </w:lvlOverride>
   </w:num>
   <w:num w:numId="2">
     <w:abstractNumId w:val="2"/>
-    <w:lvlOverride w:ilvl="0">
-      <w:startOverride w:val="1"/>
-    </w:lvlOverride>
-  </w:num>
-  <w:num w:numId="3">
-    <w:abstractNumId w:val="3"/>
     <w:lvlOverride w:ilvl="0">
       <w:startOverride w:val="1"/>
     </w:lvlOverride>
